--- a/Documents/Paper_HHO_Gravity_Rouzbehani_CORRECTED.docx
+++ b/Documents/Paper_HHO_Gravity_Rouzbehani_CORRECTED.docx
@@ -15431,6 +15431,183 @@
         </w:rPr>
         <w:t>در کمینه‌سازی تابع هدف برای سطوح مختلف نوفه</w:t>
       </w:r>
+      <w:r>
+        <w:rPr>
+          <w:rFonts w:cs="B Nazanin" w:hint="cs"/>
+          <w:b/>
+          <w:bCs/>
+          <w:sz w:val="20"/>
+          <w:szCs w:val="20"/>
+          <w:rtl/>
+          <w:lang w:bidi="ar-SA"/>
+        </w:rPr>
+        <w:t>.</w:t>
+      </w:r>
+    </w:p>
+    <w:p>
+      <w:pPr>
+        <w:pStyle w:val="NormalWeb"/>
+        <w:bidi/>
+        <w:jc w:val="both"/>
+        <w:rPr>
+          <w:rFonts w:cs="B Nazanin"/>
+          <w:b/>
+          <w:bCs/>
+          <w:sz w:val="20"/>
+          <w:szCs w:val="20"/>
+          <w:rtl/>
+          <w:lang w:bidi="ar-SA"/>
+        </w:rPr>
+      </w:pPr>
+      <w:r>
+        <w:rPr>
+          <w:rFonts w:cs="B Nazanin"/>
+          <w:b/>
+          <w:bCs/>
+          <w:sz w:val="20"/>
+          <w:szCs w:val="20"/>
+          <w:rtl/>
+          <w:lang w:bidi="ar-SA"/>
+        </w:rPr>
+        <w:t>همگرایی در حالت بدون نوفه تا حد خطای عددی</w:t>
+      </w:r>
+      <w:r>
+        <w:rPr>
+          <w:rFonts w:cs="B Nazanin"/>
+          <w:b/>
+          <w:bCs/>
+          <w:sz w:val="20"/>
+          <w:szCs w:val="20"/>
+          <w:lang w:bidi="ar-SA"/>
+        </w:rPr>
+        <w:t xml:space="preserve"> (</w:t>
+      </w:r>
+      <m:oMath>
+        <m:sSup>
+          <m:sSupPr>
+            <m:ctrlPr>
+              <w:rPr>
+                <w:rFonts w:ascii="Cambria Math" w:hAnsi="Cambria Math" w:cs="B Nazanin"/>
+                <w:b/>
+                <w:bCs/>
+                <w:sz w:val="20"/>
+                <w:szCs w:val="20"/>
+                <w:lang w:bidi="ar-SA"/>
+              </w:rPr>
+            </m:ctrlPr>
+          </m:sSupPr>
+          <m:e>
+            <m:r>
+              <m:rPr>
+                <m:sty m:val="bi"/>
+              </m:rPr>
+              <w:rPr>
+                <w:rFonts w:ascii="Cambria Math" w:hAnsi="Cambria Math" w:cs="B Nazanin"/>
+                <w:sz w:val="20"/>
+                <w:szCs w:val="20"/>
+                <w:lang w:bidi="ar-SA"/>
+              </w:rPr>
+              <m:t>10</m:t>
+            </m:r>
+          </m:e>
+          <m:sup>
+            <m:r>
+              <m:rPr>
+                <m:sty m:val="bi"/>
+              </m:rPr>
+              <w:rPr>
+                <w:rFonts w:ascii="Cambria Math" w:hAnsi="Cambria Math" w:cs="B Nazanin"/>
+                <w:sz w:val="20"/>
+                <w:szCs w:val="20"/>
+                <w:lang w:bidi="ar-SA"/>
+              </w:rPr>
+              <m:t>-6</m:t>
+            </m:r>
+          </m:sup>
+        </m:sSup>
+      </m:oMath>
+      <w:r>
+        <w:rPr>
+          <w:rFonts w:cs="B Nazanin"/>
+          <w:b/>
+          <w:bCs/>
+          <w:sz w:val="20"/>
+          <w:szCs w:val="20"/>
+          <w:lang w:bidi="ar-SA"/>
+        </w:rPr>
+        <w:t xml:space="preserve"> mGal) </w:t>
+      </w:r>
+      <w:r>
+        <w:rPr>
+          <w:rFonts w:cs="B Nazanin"/>
+          <w:b/>
+          <w:bCs/>
+          <w:sz w:val="20"/>
+          <w:szCs w:val="20"/>
+          <w:rtl/>
+          <w:lang w:bidi="ar-SA"/>
+        </w:rPr>
+        <w:t>ادامه می‌یابد، در حالی که در حالت‌های نویزی، منحنی‌ها در سطحی متناسب با دامنه نوفه تزریق‌شده اشباع می‌شوند</w:t>
+      </w:r>
+      <w:r>
+        <w:rPr>
+          <w:rFonts w:cs="B Nazanin"/>
+          <w:b/>
+          <w:bCs/>
+          <w:sz w:val="20"/>
+          <w:szCs w:val="20"/>
+          <w:lang w:bidi="ar-SA"/>
+        </w:rPr>
+        <w:t xml:space="preserve"> (error </w:t>
+      </w:r>
+      <w:proofErr w:type="gramStart"/>
+      <w:r>
+        <w:rPr>
+          <w:rFonts w:cs="B Nazanin"/>
+          <w:b/>
+          <w:bCs/>
+          <w:sz w:val="20"/>
+          <w:szCs w:val="20"/>
+          <w:lang w:bidi="ar-SA"/>
+        </w:rPr>
+        <w:t>floor)</w:t>
+      </w:r>
+      <w:r>
+        <w:rPr>
+          <w:rFonts w:cs="B Nazanin"/>
+          <w:b/>
+          <w:bCs/>
+          <w:sz w:val="20"/>
+          <w:szCs w:val="20"/>
+          <w:rtl/>
+          <w:lang w:bidi="ar-SA"/>
+        </w:rPr>
+        <w:t>؛</w:t>
+      </w:r>
+      <w:proofErr w:type="gramEnd"/>
+      <w:r>
+        <w:rPr>
+          <w:rFonts w:cs="B Nazanin"/>
+          <w:b/>
+          <w:bCs/>
+          <w:sz w:val="20"/>
+          <w:szCs w:val="20"/>
+          <w:rtl/>
+          <w:lang w:bidi="ar-SA"/>
+        </w:rPr>
+        <w:t xml:space="preserve"> این رفتار نشان می‌دهد نویزِ باقی‌مانده نه ناشی از ناتوانی الگوریتم، بلکه محدودیت ذاتی داده است</w:t>
+      </w:r>
+      <w:r>
+        <w:rPr>
+          <w:rFonts w:cs="B Nazanin"/>
+          <w:b/>
+          <w:bCs/>
+          <w:sz w:val="20"/>
+          <w:szCs w:val="20"/>
+          <w:lang w:bidi="ar-SA"/>
+        </w:rPr>
+        <w:t>.</w:t>
+      </w:r>
     </w:p>
     <w:p>
       <w:pPr>
@@ -15856,6 +16033,7 @@
           <w:rtl/>
           <w:lang w:bidi="ar-SA"/>
         </w:rPr>
+        <w:lastRenderedPageBreak/>
         <w:t>خلاصه آماری پارامترها (میانگین و انحراف معیار) در جدول (</w:t>
       </w:r>
       <w:r>
@@ -15963,11 +16141,10 @@
         <w:bidi/>
         <w:jc w:val="both"/>
         <w:rPr>
-          <w:rFonts w:cs="B Nazanin"/>
-          <w:sz w:val="22"/>
-          <w:szCs w:val="22"/>
-          <w:rtl/>
-          <w:lang w:bidi="ar-SA"/>
+          <w:rFonts w:cs="B Nazanin" w:hint="cs"/>
+          <w:sz w:val="22"/>
+          <w:szCs w:val="22"/>
+          <w:rtl/>
         </w:rPr>
       </w:pPr>
     </w:p>
@@ -15994,7 +16171,6 @@
           <w:rtl/>
           <w:lang w:bidi="ar-SA"/>
         </w:rPr>
-        <w:lastRenderedPageBreak/>
         <w:t xml:space="preserve">جدول </w:t>
       </w:r>
       <w:r>
@@ -16483,7 +16659,7 @@
           <w:lang w:eastAsia="zh-CN" w:bidi="fa-IR"/>
         </w:rPr>
         <w:drawing>
-          <wp:inline distT="0" distB="0" distL="0" distR="0" wp14:anchorId="4D20CFDC" wp14:editId="02CA1885">
+          <wp:inline distT="0" distB="0" distL="0" distR="0" wp14:anchorId="4D20CFDC" wp14:editId="7E2B2107">
             <wp:extent cx="5082363" cy="3518559"/>
             <wp:effectExtent l="0" t="0" r="4445" b="5715"/>
             <wp:docPr id="1929770283" name="Picture 6"/>
@@ -16515,7 +16691,7 @@
                   <pic:spPr bwMode="auto">
                     <a:xfrm>
                       <a:off x="0" y="0"/>
-                      <a:ext cx="5088192" cy="3522594"/>
+                      <a:ext cx="5082363" cy="3518559"/>
                     </a:xfrm>
                     <a:prstGeom prst="rect">
                       <a:avLst/>
@@ -16547,42 +16723,451 @@
         <w:rPr>
           <w:sz w:val="22"/>
           <w:rtl/>
-          <w:lang w:eastAsia="zh-CN" w:bidi="fa-IR"/>
-        </w:rPr>
-        <w:t xml:space="preserve">شکل ۵- تحلیل حساسیت </w:t>
-      </w:r>
-      <w:proofErr w:type="spellStart"/>
-      <w:r>
-        <w:rPr>
-          <w:sz w:val="22"/>
-          <w:rtl/>
-          <w:lang w:eastAsia="zh-CN" w:bidi="fa-IR"/>
-        </w:rPr>
-        <w:t>یک‌عاملی</w:t>
-      </w:r>
-      <w:proofErr w:type="spellEnd"/>
-      <w:r>
-        <w:rPr>
-          <w:sz w:val="22"/>
-          <w:rtl/>
-          <w:lang w:eastAsia="zh-CN" w:bidi="fa-IR"/>
-        </w:rPr>
-        <w:t xml:space="preserve"> (</w:t>
-      </w:r>
-      <w:r>
-        <w:rPr>
-          <w:sz w:val="22"/>
-          <w:lang w:eastAsia="zh-CN" w:bidi="fa-IR"/>
-        </w:rPr>
-        <w:t>OAT</w:t>
-      </w:r>
-      <w:r>
-        <w:rPr>
-          <w:sz w:val="22"/>
-          <w:rtl/>
-          <w:lang w:eastAsia="zh-CN" w:bidi="fa-IR"/>
-        </w:rPr>
-        <w:t>) تابع هدف نسبت به تغییرات درصدی پارامترهای مدل</w:t>
+          <w:lang w:eastAsia="zh-CN"/>
+        </w:rPr>
+        <w:t xml:space="preserve">شکل </w:t>
+      </w:r>
+      <w:r>
+        <w:rPr>
+          <w:sz w:val="22"/>
+          <w:rtl/>
+          <w:lang w:eastAsia="zh-CN" w:bidi="fa-IR"/>
+        </w:rPr>
+        <w:t xml:space="preserve">۵: </w:t>
+      </w:r>
+      <w:r>
+        <w:rPr>
+          <w:sz w:val="22"/>
+          <w:rtl/>
+          <w:lang w:eastAsia="zh-CN"/>
+        </w:rPr>
+        <w:t>تحلیل حساسیت</w:t>
+      </w:r>
+      <w:r>
+        <w:rPr>
+          <w:sz w:val="22"/>
+          <w:lang w:eastAsia="zh-CN" w:bidi="fa-IR"/>
+        </w:rPr>
+        <w:t xml:space="preserve"> OAT </w:t>
+      </w:r>
+      <w:r>
+        <w:rPr>
+          <w:sz w:val="22"/>
+          <w:rtl/>
+          <w:lang w:eastAsia="zh-CN"/>
+        </w:rPr>
+        <w:t xml:space="preserve">تابع هدف نسبت به انحراف </w:t>
+      </w:r>
+      <w:r>
+        <w:rPr>
+          <w:rFonts w:ascii="Calibri" w:hAnsi="Calibri" w:cs="Calibri" w:hint="cs"/>
+          <w:sz w:val="22"/>
+          <w:rtl/>
+          <w:lang w:eastAsia="zh-CN"/>
+        </w:rPr>
+        <w:t>±</w:t>
+      </w:r>
+      <w:r>
+        <w:rPr>
+          <w:sz w:val="22"/>
+          <w:rtl/>
+          <w:lang w:eastAsia="zh-CN" w:bidi="fa-IR"/>
+        </w:rPr>
+        <w:t>۳۰</w:t>
+      </w:r>
+      <w:r>
+        <w:rPr>
+          <w:rFonts w:ascii="Arial" w:hAnsi="Arial" w:cs="Arial" w:hint="cs"/>
+          <w:sz w:val="22"/>
+          <w:rtl/>
+          <w:lang w:eastAsia="zh-CN"/>
+        </w:rPr>
+        <w:t>٪</w:t>
+      </w:r>
+      <w:r>
+        <w:rPr>
+          <w:sz w:val="22"/>
+          <w:rtl/>
+          <w:lang w:eastAsia="zh-CN"/>
+        </w:rPr>
+        <w:t xml:space="preserve"> </w:t>
+      </w:r>
+      <w:r>
+        <w:rPr>
+          <w:rFonts w:hint="cs"/>
+          <w:sz w:val="22"/>
+          <w:rtl/>
+          <w:lang w:eastAsia="zh-CN"/>
+        </w:rPr>
+        <w:t>از</w:t>
+      </w:r>
+      <w:r>
+        <w:rPr>
+          <w:sz w:val="22"/>
+          <w:rtl/>
+          <w:lang w:eastAsia="zh-CN"/>
+        </w:rPr>
+        <w:t xml:space="preserve"> </w:t>
+      </w:r>
+      <w:r>
+        <w:rPr>
+          <w:rFonts w:hint="cs"/>
+          <w:sz w:val="22"/>
+          <w:rtl/>
+          <w:lang w:eastAsia="zh-CN"/>
+        </w:rPr>
+        <w:t>مقادیر</w:t>
+      </w:r>
+      <w:r>
+        <w:rPr>
+          <w:sz w:val="22"/>
+          <w:rtl/>
+          <w:lang w:eastAsia="zh-CN"/>
+        </w:rPr>
+        <w:t xml:space="preserve"> </w:t>
+      </w:r>
+      <w:r>
+        <w:rPr>
+          <w:rFonts w:hint="cs"/>
+          <w:sz w:val="22"/>
+          <w:rtl/>
+          <w:lang w:eastAsia="zh-CN"/>
+        </w:rPr>
+        <w:t>بهینه</w:t>
+      </w:r>
+      <w:r>
+        <w:rPr>
+          <w:sz w:val="22"/>
+          <w:rtl/>
+          <w:lang w:eastAsia="zh-CN"/>
+        </w:rPr>
+        <w:t xml:space="preserve"> </w:t>
+      </w:r>
+      <w:r>
+        <w:rPr>
+          <w:rFonts w:hint="cs"/>
+          <w:sz w:val="22"/>
+          <w:rtl/>
+          <w:lang w:eastAsia="zh-CN"/>
+        </w:rPr>
+        <w:t>پارامترها</w:t>
+      </w:r>
+      <w:r>
+        <w:rPr>
+          <w:sz w:val="22"/>
+          <w:rtl/>
+          <w:lang w:eastAsia="zh-CN"/>
+        </w:rPr>
+        <w:t xml:space="preserve">. </w:t>
+      </w:r>
+      <w:r>
+        <w:rPr>
+          <w:rFonts w:hint="cs"/>
+          <w:sz w:val="22"/>
+          <w:rtl/>
+          <w:lang w:eastAsia="zh-CN"/>
+        </w:rPr>
+        <w:t>هر</w:t>
+      </w:r>
+      <w:r>
+        <w:rPr>
+          <w:sz w:val="22"/>
+          <w:rtl/>
+          <w:lang w:eastAsia="zh-CN"/>
+        </w:rPr>
+        <w:t xml:space="preserve"> </w:t>
+      </w:r>
+      <w:r>
+        <w:rPr>
+          <w:rFonts w:hint="cs"/>
+          <w:sz w:val="22"/>
+          <w:rtl/>
+          <w:lang w:eastAsia="zh-CN"/>
+        </w:rPr>
+        <w:t>سه</w:t>
+      </w:r>
+      <w:r>
+        <w:rPr>
+          <w:sz w:val="22"/>
+          <w:rtl/>
+          <w:lang w:eastAsia="zh-CN"/>
+        </w:rPr>
+        <w:t xml:space="preserve"> </w:t>
+      </w:r>
+      <w:r>
+        <w:rPr>
+          <w:rFonts w:hint="cs"/>
+          <w:sz w:val="22"/>
+          <w:rtl/>
+          <w:lang w:eastAsia="zh-CN"/>
+        </w:rPr>
+        <w:t>منحنی</w:t>
+      </w:r>
+      <w:r>
+        <w:rPr>
+          <w:sz w:val="22"/>
+          <w:rtl/>
+          <w:lang w:eastAsia="zh-CN"/>
+        </w:rPr>
+        <w:t xml:space="preserve"> </w:t>
+      </w:r>
+      <w:r>
+        <w:rPr>
+          <w:rFonts w:hint="cs"/>
+          <w:sz w:val="22"/>
+          <w:rtl/>
+          <w:lang w:eastAsia="zh-CN"/>
+        </w:rPr>
+        <w:t>سهمی‌گون</w:t>
+      </w:r>
+      <w:r>
+        <w:rPr>
+          <w:sz w:val="22"/>
+          <w:rtl/>
+          <w:lang w:eastAsia="zh-CN"/>
+        </w:rPr>
+        <w:t xml:space="preserve"> </w:t>
+      </w:r>
+      <w:r>
+        <w:rPr>
+          <w:rFonts w:hint="cs"/>
+          <w:sz w:val="22"/>
+          <w:rtl/>
+          <w:lang w:eastAsia="zh-CN"/>
+        </w:rPr>
+        <w:t>و</w:t>
+      </w:r>
+      <w:r>
+        <w:rPr>
+          <w:sz w:val="22"/>
+          <w:rtl/>
+          <w:lang w:eastAsia="zh-CN"/>
+        </w:rPr>
+        <w:t xml:space="preserve"> </w:t>
+      </w:r>
+      <w:r>
+        <w:rPr>
+          <w:rFonts w:hint="cs"/>
+          <w:sz w:val="22"/>
+          <w:rtl/>
+          <w:lang w:eastAsia="zh-CN"/>
+        </w:rPr>
+        <w:t>بدون</w:t>
+      </w:r>
+      <w:r>
+        <w:rPr>
+          <w:sz w:val="22"/>
+          <w:rtl/>
+          <w:lang w:eastAsia="zh-CN"/>
+        </w:rPr>
+        <w:t xml:space="preserve"> </w:t>
+      </w:r>
+      <w:r>
+        <w:rPr>
+          <w:rFonts w:hint="cs"/>
+          <w:sz w:val="22"/>
+          <w:rtl/>
+          <w:lang w:eastAsia="zh-CN"/>
+        </w:rPr>
+        <w:t>کمینه</w:t>
+      </w:r>
+      <w:r>
+        <w:rPr>
+          <w:sz w:val="22"/>
+          <w:rtl/>
+          <w:lang w:eastAsia="zh-CN"/>
+        </w:rPr>
+        <w:t xml:space="preserve"> </w:t>
+      </w:r>
+      <w:r>
+        <w:rPr>
+          <w:rFonts w:hint="cs"/>
+          <w:sz w:val="22"/>
+          <w:rtl/>
+          <w:lang w:eastAsia="zh-CN"/>
+        </w:rPr>
+        <w:t>محلی</w:t>
+      </w:r>
+      <w:r>
+        <w:rPr>
+          <w:sz w:val="22"/>
+          <w:rtl/>
+          <w:lang w:eastAsia="zh-CN"/>
+        </w:rPr>
+        <w:t xml:space="preserve"> </w:t>
+      </w:r>
+      <w:r>
+        <w:rPr>
+          <w:rFonts w:hint="cs"/>
+          <w:sz w:val="22"/>
+          <w:rtl/>
+          <w:lang w:eastAsia="zh-CN"/>
+        </w:rPr>
+        <w:t>کاذب</w:t>
+      </w:r>
+      <w:r>
+        <w:rPr>
+          <w:sz w:val="22"/>
+          <w:rtl/>
+          <w:lang w:eastAsia="zh-CN"/>
+        </w:rPr>
+        <w:t xml:space="preserve"> </w:t>
+      </w:r>
+      <w:r>
+        <w:rPr>
+          <w:rFonts w:hint="cs"/>
+          <w:sz w:val="22"/>
+          <w:rtl/>
+          <w:lang w:eastAsia="zh-CN"/>
+        </w:rPr>
+        <w:t>بوده</w:t>
+      </w:r>
+      <w:r>
+        <w:rPr>
+          <w:sz w:val="22"/>
+          <w:rtl/>
+          <w:lang w:eastAsia="zh-CN"/>
+        </w:rPr>
+        <w:t xml:space="preserve"> </w:t>
+      </w:r>
+      <w:r>
+        <w:rPr>
+          <w:rFonts w:hint="cs"/>
+          <w:sz w:val="22"/>
+          <w:rtl/>
+          <w:lang w:eastAsia="zh-CN"/>
+        </w:rPr>
+        <w:t>و</w:t>
+      </w:r>
+      <w:r>
+        <w:rPr>
+          <w:sz w:val="22"/>
+          <w:rtl/>
+          <w:lang w:eastAsia="zh-CN"/>
+        </w:rPr>
+        <w:t xml:space="preserve"> </w:t>
+      </w:r>
+      <w:r>
+        <w:rPr>
+          <w:rFonts w:hint="cs"/>
+          <w:sz w:val="22"/>
+          <w:rtl/>
+          <w:lang w:eastAsia="zh-CN"/>
+        </w:rPr>
+        <w:t>حساسیت</w:t>
+      </w:r>
+      <w:r>
+        <w:rPr>
+          <w:sz w:val="22"/>
+          <w:rtl/>
+          <w:lang w:eastAsia="zh-CN"/>
+        </w:rPr>
+        <w:t xml:space="preserve"> </w:t>
+      </w:r>
+      <w:r>
+        <w:rPr>
+          <w:rFonts w:hint="cs"/>
+          <w:sz w:val="22"/>
+          <w:rtl/>
+          <w:lang w:eastAsia="zh-CN"/>
+        </w:rPr>
+        <w:t>به</w:t>
+      </w:r>
+      <w:r>
+        <w:rPr>
+          <w:sz w:val="22"/>
+          <w:rtl/>
+          <w:lang w:eastAsia="zh-CN"/>
+        </w:rPr>
+        <w:t xml:space="preserve"> </w:t>
+      </w:r>
+      <w:r>
+        <w:rPr>
+          <w:rFonts w:hint="cs"/>
+          <w:sz w:val="22"/>
+          <w:rtl/>
+          <w:lang w:eastAsia="zh-CN"/>
+        </w:rPr>
+        <w:t>ترتیب</w:t>
+      </w:r>
+      <w:r>
+        <w:rPr>
+          <w:sz w:val="22"/>
+          <w:rtl/>
+          <w:lang w:eastAsia="zh-CN"/>
+        </w:rPr>
+        <w:t xml:space="preserve"> </w:t>
+      </w:r>
+      <m:oMath>
+        <m:r>
+          <w:rPr>
+            <w:rFonts w:ascii="Cambria Math" w:hAnsi="Cambria Math"/>
+            <w:sz w:val="22"/>
+            <w:lang w:eastAsia="zh-CN" w:bidi="fa-IR"/>
+          </w:rPr>
+          <m:t>A&gt;z&gt;</m:t>
+        </m:r>
+        <m:sSub>
+          <m:sSubPr>
+            <m:ctrlPr>
+              <w:rPr>
+                <w:rFonts w:ascii="Cambria Math" w:hAnsi="Cambria Math"/>
+                <w:sz w:val="22"/>
+                <w:lang w:eastAsia="zh-CN" w:bidi="fa-IR"/>
+              </w:rPr>
+            </m:ctrlPr>
+          </m:sSubPr>
+          <m:e>
+            <m:r>
+              <w:rPr>
+                <w:rFonts w:ascii="Cambria Math" w:hAnsi="Cambria Math"/>
+                <w:sz w:val="22"/>
+                <w:lang w:eastAsia="zh-CN" w:bidi="fa-IR"/>
+              </w:rPr>
+              <m:t>x</m:t>
+            </m:r>
+          </m:e>
+          <m:sub>
+            <m:r>
+              <w:rPr>
+                <w:rFonts w:ascii="Cambria Math" w:hAnsi="Cambria Math"/>
+                <w:sz w:val="22"/>
+                <w:lang w:eastAsia="zh-CN" w:bidi="fa-IR"/>
+              </w:rPr>
+              <m:t>0</m:t>
+            </m:r>
+          </m:sub>
+        </m:sSub>
+      </m:oMath>
+      <w:r>
+        <w:rPr>
+          <w:sz w:val="22"/>
+          <w:rtl/>
+          <w:lang w:eastAsia="zh-CN"/>
+        </w:rPr>
+        <w:t>است، که دلالت بر خوش‌شرط بودن مسئله و اعتبار کمینه سراسری یافته الگوریتم</w:t>
+      </w:r>
+      <w:r>
+        <w:rPr>
+          <w:sz w:val="22"/>
+          <w:lang w:eastAsia="zh-CN" w:bidi="fa-IR"/>
+        </w:rPr>
+        <w:t xml:space="preserve"> HHO </w:t>
+      </w:r>
+      <w:r>
+        <w:rPr>
+          <w:sz w:val="22"/>
+          <w:rtl/>
+          <w:lang w:eastAsia="zh-CN"/>
+        </w:rPr>
+        <w:t>دارد</w:t>
+      </w:r>
+      <w:r>
+        <w:rPr>
+          <w:sz w:val="22"/>
+          <w:lang w:eastAsia="zh-CN" w:bidi="fa-IR"/>
+        </w:rPr>
+        <w:t>.</w:t>
       </w:r>
     </w:p>
     <w:p>
@@ -24282,7 +24867,7 @@
           <w:lang w:bidi="fa-IR"/>
         </w:rPr>
         <w:drawing>
-          <wp:inline distT="0" distB="0" distL="0" distR="0" wp14:anchorId="30C28341" wp14:editId="67C552B5">
+          <wp:inline distT="0" distB="0" distL="0" distR="0" wp14:anchorId="30C28341" wp14:editId="1D7825D4">
             <wp:extent cx="5367655" cy="1330325"/>
             <wp:effectExtent l="0" t="0" r="0" b="0"/>
             <wp:docPr id="582" name="Picture 582"/>
@@ -31511,7 +32096,6 @@
   <w:style w:type="character" w:default="1" w:styleId="DefaultParagraphFont">
     <w:name w:val="Default Paragraph Font"/>
     <w:uiPriority w:val="1"/>
-    <w:semiHidden/>
     <w:unhideWhenUsed/>
   </w:style>
   <w:style w:type="table" w:default="1" w:styleId="TableNormal">

--- a/Documents/Paper_HHO_Gravity_Rouzbehani_CORRECTED.docx
+++ b/Documents/Paper_HHO_Gravity_Rouzbehani_CORRECTED.docx
@@ -16141,7 +16141,7 @@
         <w:bidi/>
         <w:jc w:val="both"/>
         <w:rPr>
-          <w:rFonts w:cs="B Nazanin" w:hint="cs"/>
+          <w:rFonts w:cs="B Nazanin"/>
           <w:sz w:val="22"/>
           <w:szCs w:val="22"/>
           <w:rtl/>
@@ -17358,6 +17358,2513 @@
     </w:p>
     <w:p>
       <w:pPr>
+        <w:pStyle w:val="NormalWeb"/>
+        <w:bidi/>
+        <w:jc w:val="both"/>
+        <w:rPr>
+          <w:rFonts w:cs="B Nazanin"/>
+          <w:b/>
+          <w:bCs/>
+          <w:sz w:val="22"/>
+          <w:szCs w:val="22"/>
+          <w:rtl/>
+          <w:lang w:bidi="ar-SA"/>
+        </w:rPr>
+      </w:pPr>
+      <w:r>
+        <w:rPr>
+          <w:rFonts w:cs="B Nazanin" w:hint="cs"/>
+          <w:b/>
+          <w:bCs/>
+          <w:sz w:val="22"/>
+          <w:szCs w:val="22"/>
+          <w:rtl/>
+        </w:rPr>
+        <w:t xml:space="preserve">4-3- </w:t>
+      </w:r>
+      <w:r>
+        <w:rPr>
+          <w:rFonts w:cs="B Nazanin"/>
+          <w:b/>
+          <w:bCs/>
+          <w:sz w:val="22"/>
+          <w:szCs w:val="22"/>
+          <w:rtl/>
+          <w:lang w:bidi="ar-SA"/>
+        </w:rPr>
+        <w:t>کاربرد در داده‌های میدانی (میکروگرانی‌سنجی منطقه دیزج</w:t>
+      </w:r>
+      <w:r>
+        <w:rPr>
+          <w:rFonts w:cs="B Nazanin" w:hint="cs"/>
+          <w:b/>
+          <w:bCs/>
+          <w:sz w:val="22"/>
+          <w:szCs w:val="22"/>
+          <w:rtl/>
+          <w:lang w:bidi="ar-SA"/>
+        </w:rPr>
+        <w:t xml:space="preserve"> </w:t>
+      </w:r>
+      <w:r>
+        <w:rPr>
+          <w:rFonts w:cs="B Nazanin"/>
+          <w:b/>
+          <w:bCs/>
+          <w:sz w:val="22"/>
+          <w:szCs w:val="22"/>
+          <w:rtl/>
+          <w:lang w:bidi="ar-SA"/>
+        </w:rPr>
+        <w:t xml:space="preserve"> نقده)</w:t>
+      </w:r>
+    </w:p>
+    <w:p>
+      <w:pPr>
+        <w:pStyle w:val="NormalWeb"/>
+        <w:bidi/>
+        <w:spacing w:before="0" w:beforeAutospacing="0" w:after="0" w:afterAutospacing="0"/>
+        <w:rPr>
+          <w:rFonts w:cs="B Nazanin"/>
+          <w:sz w:val="22"/>
+          <w:szCs w:val="22"/>
+          <w:lang w:bidi="ar-SA"/>
+        </w:rPr>
+      </w:pPr>
+      <w:r>
+        <w:rPr>
+          <w:rFonts w:cs="B Nazanin" w:hint="cs"/>
+          <w:sz w:val="22"/>
+          <w:szCs w:val="22"/>
+          <w:rtl/>
+          <w:lang w:bidi="ar-SA"/>
+        </w:rPr>
+        <w:t>ب</w:t>
+      </w:r>
+      <w:r>
+        <w:rPr>
+          <w:rFonts w:cs="B Nazanin" w:hint="cs"/>
+          <w:sz w:val="22"/>
+          <w:szCs w:val="22"/>
+          <w:rtl/>
+          <w:lang w:bidi="ar-SA"/>
+        </w:rPr>
+        <w:t xml:space="preserve">ه منظور ارزیابی کارایی </w:t>
+      </w:r>
+      <w:proofErr w:type="spellStart"/>
+      <w:r>
+        <w:rPr>
+          <w:rFonts w:cs="B Nazanin" w:hint="cs"/>
+          <w:sz w:val="22"/>
+          <w:szCs w:val="22"/>
+          <w:rtl/>
+          <w:lang w:bidi="ar-SA"/>
+        </w:rPr>
+        <w:t>الگوریتم</w:t>
+      </w:r>
+      <w:proofErr w:type="spellEnd"/>
+      <w:r>
+        <w:rPr>
+          <w:rFonts w:cs="B Nazanin" w:hint="cs"/>
+          <w:sz w:val="22"/>
+          <w:szCs w:val="22"/>
+          <w:rtl/>
+          <w:lang w:bidi="ar-SA"/>
+        </w:rPr>
+        <w:t xml:space="preserve"> </w:t>
+      </w:r>
+      <w:r>
+        <w:rPr>
+          <w:rFonts w:cs="B Nazanin" w:hint="cs"/>
+          <w:sz w:val="22"/>
+          <w:szCs w:val="22"/>
+          <w:lang w:bidi="ar-SA"/>
+        </w:rPr>
+        <w:t>HHO</w:t>
+      </w:r>
+      <w:r>
+        <w:rPr>
+          <w:rFonts w:cs="B Nazanin" w:hint="cs"/>
+          <w:sz w:val="22"/>
+          <w:szCs w:val="22"/>
+          <w:rtl/>
+          <w:lang w:bidi="ar-SA"/>
+        </w:rPr>
+        <w:t xml:space="preserve"> در شرایط واقعی و با </w:t>
+      </w:r>
+      <w:proofErr w:type="spellStart"/>
+      <w:r>
+        <w:rPr>
+          <w:rFonts w:cs="B Nazanin" w:hint="cs"/>
+          <w:sz w:val="22"/>
+          <w:szCs w:val="22"/>
+          <w:rtl/>
+          <w:lang w:bidi="ar-SA"/>
+        </w:rPr>
+        <w:t>نویز</w:t>
+      </w:r>
+      <w:proofErr w:type="spellEnd"/>
+      <w:r>
+        <w:rPr>
+          <w:rFonts w:cs="B Nazanin" w:hint="cs"/>
+          <w:sz w:val="22"/>
+          <w:szCs w:val="22"/>
+          <w:rtl/>
+          <w:lang w:bidi="ar-SA"/>
+        </w:rPr>
+        <w:t xml:space="preserve"> محیطی، این روش بر روی </w:t>
+      </w:r>
+      <w:proofErr w:type="spellStart"/>
+      <w:r>
+        <w:rPr>
+          <w:rFonts w:cs="B Nazanin" w:hint="cs"/>
+          <w:sz w:val="22"/>
+          <w:szCs w:val="22"/>
+          <w:rtl/>
+          <w:lang w:bidi="ar-SA"/>
+        </w:rPr>
+        <w:t>پروفیل</w:t>
+      </w:r>
+      <w:proofErr w:type="spellEnd"/>
+      <w:r>
+        <w:rPr>
+          <w:rFonts w:cs="B Nazanin" w:hint="cs"/>
+          <w:sz w:val="22"/>
+          <w:szCs w:val="22"/>
+          <w:rtl/>
+          <w:lang w:bidi="ar-SA"/>
+        </w:rPr>
+        <w:t xml:space="preserve"> </w:t>
+      </w:r>
+      <w:proofErr w:type="spellStart"/>
+      <w:r>
+        <w:rPr>
+          <w:rFonts w:cs="B Nazanin" w:hint="cs"/>
+          <w:sz w:val="22"/>
+          <w:szCs w:val="22"/>
+          <w:rtl/>
+          <w:lang w:bidi="ar-SA"/>
+        </w:rPr>
+        <w:t>داده‌های</w:t>
+      </w:r>
+      <w:proofErr w:type="spellEnd"/>
+      <w:r>
+        <w:rPr>
+          <w:rFonts w:cs="B Nazanin" w:hint="cs"/>
+          <w:sz w:val="22"/>
+          <w:szCs w:val="22"/>
+          <w:rtl/>
+          <w:lang w:bidi="ar-SA"/>
+        </w:rPr>
+        <w:t xml:space="preserve"> </w:t>
+      </w:r>
+      <w:proofErr w:type="spellStart"/>
+      <w:r>
+        <w:rPr>
+          <w:rFonts w:cs="B Nazanin" w:hint="cs"/>
+          <w:sz w:val="22"/>
+          <w:szCs w:val="22"/>
+          <w:rtl/>
+          <w:lang w:bidi="ar-SA"/>
+        </w:rPr>
+        <w:t>میکروگرانی‌سنجی</w:t>
+      </w:r>
+      <w:proofErr w:type="spellEnd"/>
+      <w:r>
+        <w:rPr>
+          <w:rFonts w:cs="B Nazanin" w:hint="cs"/>
+          <w:sz w:val="22"/>
+          <w:szCs w:val="22"/>
+          <w:rtl/>
+          <w:lang w:bidi="ar-SA"/>
+        </w:rPr>
+        <w:t xml:space="preserve"> </w:t>
+      </w:r>
+      <w:proofErr w:type="spellStart"/>
+      <w:r>
+        <w:rPr>
+          <w:rFonts w:cs="B Nazanin" w:hint="cs"/>
+          <w:sz w:val="22"/>
+          <w:szCs w:val="22"/>
+          <w:rtl/>
+          <w:lang w:bidi="ar-SA"/>
+        </w:rPr>
+        <w:t>برداشت‌شده</w:t>
+      </w:r>
+      <w:proofErr w:type="spellEnd"/>
+      <w:r>
+        <w:rPr>
+          <w:rFonts w:cs="B Nazanin" w:hint="cs"/>
+          <w:sz w:val="22"/>
+          <w:szCs w:val="22"/>
+          <w:rtl/>
+          <w:lang w:bidi="ar-SA"/>
+        </w:rPr>
+        <w:t xml:space="preserve"> از منطقه </w:t>
+      </w:r>
+      <w:proofErr w:type="spellStart"/>
+      <w:r>
+        <w:rPr>
+          <w:rFonts w:cs="B Nazanin" w:hint="cs"/>
+          <w:sz w:val="22"/>
+          <w:szCs w:val="22"/>
+          <w:rtl/>
+          <w:lang w:bidi="ar-SA"/>
+        </w:rPr>
+        <w:t>دیزج</w:t>
+      </w:r>
+      <w:proofErr w:type="spellEnd"/>
+      <w:r>
+        <w:rPr>
+          <w:rFonts w:cs="B Nazanin" w:hint="cs"/>
+          <w:sz w:val="22"/>
+          <w:szCs w:val="22"/>
+          <w:rtl/>
+          <w:lang w:bidi="ar-SA"/>
+        </w:rPr>
+        <w:t xml:space="preserve"> (شهرستان </w:t>
+      </w:r>
+      <w:proofErr w:type="spellStart"/>
+      <w:r>
+        <w:rPr>
+          <w:rFonts w:cs="B Nazanin" w:hint="cs"/>
+          <w:sz w:val="22"/>
+          <w:szCs w:val="22"/>
+          <w:rtl/>
+          <w:lang w:bidi="ar-SA"/>
+        </w:rPr>
+        <w:t>نقده</w:t>
+      </w:r>
+      <w:proofErr w:type="spellEnd"/>
+      <w:r>
+        <w:rPr>
+          <w:rFonts w:cs="B Nazanin" w:hint="cs"/>
+          <w:sz w:val="22"/>
+          <w:szCs w:val="22"/>
+          <w:rtl/>
+          <w:lang w:bidi="ar-SA"/>
+        </w:rPr>
+        <w:t xml:space="preserve">) اعمال شد. این </w:t>
+      </w:r>
+      <w:proofErr w:type="spellStart"/>
+      <w:r>
+        <w:rPr>
+          <w:rFonts w:cs="B Nazanin" w:hint="cs"/>
+          <w:sz w:val="22"/>
+          <w:szCs w:val="22"/>
+          <w:rtl/>
+          <w:lang w:bidi="ar-SA"/>
+        </w:rPr>
+        <w:t>پروفیل</w:t>
+      </w:r>
+      <w:proofErr w:type="spellEnd"/>
+      <w:r>
+        <w:rPr>
+          <w:rFonts w:cs="B Nazanin" w:hint="cs"/>
+          <w:sz w:val="22"/>
+          <w:szCs w:val="22"/>
+          <w:rtl/>
+          <w:lang w:bidi="ar-SA"/>
+        </w:rPr>
+        <w:t xml:space="preserve"> شامل ۲۰۱ ایستگاه در طول ۲۴ متر است که هدف از آن شناسایی حفره </w:t>
+      </w:r>
+      <w:proofErr w:type="spellStart"/>
+      <w:r>
+        <w:rPr>
+          <w:rFonts w:cs="B Nazanin" w:hint="cs"/>
+          <w:sz w:val="22"/>
+          <w:szCs w:val="22"/>
+          <w:rtl/>
+          <w:lang w:bidi="ar-SA"/>
+        </w:rPr>
+        <w:t>کارستی</w:t>
+      </w:r>
+      <w:proofErr w:type="spellEnd"/>
+      <w:r>
+        <w:rPr>
+          <w:rFonts w:cs="B Nazanin" w:hint="cs"/>
+          <w:sz w:val="22"/>
+          <w:szCs w:val="22"/>
+          <w:rtl/>
+          <w:lang w:bidi="ar-SA"/>
+        </w:rPr>
+        <w:t xml:space="preserve"> مدفون </w:t>
+      </w:r>
+      <w:proofErr w:type="spellStart"/>
+      <w:r>
+        <w:rPr>
+          <w:rFonts w:cs="B Nazanin" w:hint="cs"/>
+          <w:sz w:val="22"/>
+          <w:szCs w:val="22"/>
+          <w:rtl/>
+          <w:lang w:bidi="ar-SA"/>
+        </w:rPr>
+        <w:t>می‌باشد</w:t>
+      </w:r>
+      <w:proofErr w:type="spellEnd"/>
+      <w:r>
+        <w:rPr>
+          <w:rFonts w:cs="B Nazanin" w:hint="cs"/>
+          <w:sz w:val="22"/>
+          <w:szCs w:val="22"/>
+          <w:rtl/>
+          <w:lang w:bidi="ar-SA"/>
+        </w:rPr>
+        <w:t>.</w:t>
+      </w:r>
+    </w:p>
+    <w:p>
+      <w:pPr>
+        <w:pStyle w:val="NormalWeb"/>
+        <w:bidi/>
+        <w:spacing w:before="0" w:beforeAutospacing="0" w:after="0" w:afterAutospacing="0"/>
+        <w:rPr>
+          <w:rFonts w:cs="B Nazanin"/>
+          <w:sz w:val="22"/>
+          <w:szCs w:val="22"/>
+          <w:rtl/>
+          <w:lang w:bidi="ar-SA"/>
+        </w:rPr>
+      </w:pPr>
+      <w:r>
+        <w:rPr>
+          <w:rFonts w:cs="B Nazanin" w:hint="cs"/>
+          <w:sz w:val="22"/>
+          <w:szCs w:val="22"/>
+          <w:rtl/>
+          <w:lang w:bidi="ar-SA"/>
+        </w:rPr>
+        <w:t xml:space="preserve">با توجه به وجود اثرات </w:t>
+      </w:r>
+      <w:proofErr w:type="spellStart"/>
+      <w:r>
+        <w:rPr>
+          <w:rFonts w:cs="B Nazanin" w:hint="cs"/>
+          <w:sz w:val="22"/>
+          <w:szCs w:val="22"/>
+          <w:rtl/>
+          <w:lang w:bidi="ar-SA"/>
+        </w:rPr>
+        <w:t>منطقه‌ای</w:t>
+      </w:r>
+      <w:proofErr w:type="spellEnd"/>
+      <w:r>
+        <w:rPr>
+          <w:rFonts w:cs="B Nazanin" w:hint="cs"/>
+          <w:sz w:val="22"/>
+          <w:szCs w:val="22"/>
+          <w:rtl/>
+          <w:lang w:bidi="ar-SA"/>
+        </w:rPr>
+        <w:t xml:space="preserve"> (</w:t>
+      </w:r>
+      <w:r>
+        <w:rPr>
+          <w:rFonts w:cs="B Nazanin" w:hint="cs"/>
+          <w:sz w:val="22"/>
+          <w:szCs w:val="22"/>
+          <w:lang w:bidi="ar-SA"/>
+        </w:rPr>
+        <w:t>Regional Trend</w:t>
+      </w:r>
+      <w:r>
+        <w:rPr>
+          <w:rFonts w:cs="B Nazanin" w:hint="cs"/>
+          <w:sz w:val="22"/>
+          <w:szCs w:val="22"/>
+          <w:rtl/>
+          <w:lang w:bidi="ar-SA"/>
+        </w:rPr>
+        <w:t xml:space="preserve">) در </w:t>
+      </w:r>
+      <w:proofErr w:type="spellStart"/>
+      <w:r>
+        <w:rPr>
+          <w:rFonts w:cs="B Nazanin" w:hint="cs"/>
+          <w:sz w:val="22"/>
+          <w:szCs w:val="22"/>
+          <w:rtl/>
+          <w:lang w:bidi="ar-SA"/>
+        </w:rPr>
+        <w:t>داده‌های</w:t>
+      </w:r>
+      <w:proofErr w:type="spellEnd"/>
+      <w:r>
+        <w:rPr>
+          <w:rFonts w:cs="B Nazanin" w:hint="cs"/>
+          <w:sz w:val="22"/>
+          <w:szCs w:val="22"/>
+          <w:rtl/>
+          <w:lang w:bidi="ar-SA"/>
+        </w:rPr>
+        <w:t xml:space="preserve"> میدانی، در این تحقیق از استراتژی </w:t>
+      </w:r>
+      <w:r>
+        <w:rPr>
+          <w:rFonts w:cs="B Nazanin"/>
+          <w:i/>
+          <w:iCs/>
+          <w:sz w:val="22"/>
+          <w:szCs w:val="22"/>
+          <w:lang w:bidi="ar-SA"/>
+        </w:rPr>
+        <w:t>Variable Projection (Golub–Pereyra)</w:t>
+      </w:r>
+      <w:r>
+        <w:rPr>
+          <w:rFonts w:cs="B Nazanin" w:hint="cs"/>
+          <w:sz w:val="22"/>
+          <w:szCs w:val="22"/>
+          <w:rtl/>
+          <w:lang w:bidi="ar-SA"/>
+        </w:rPr>
+        <w:t xml:space="preserve"> استفاده شد. در هر تکرار، </w:t>
+      </w:r>
+      <w:proofErr w:type="spellStart"/>
+      <w:r>
+        <w:rPr>
+          <w:rFonts w:cs="B Nazanin" w:hint="cs"/>
+          <w:sz w:val="22"/>
+          <w:szCs w:val="22"/>
+          <w:rtl/>
+          <w:lang w:bidi="ar-SA"/>
+        </w:rPr>
+        <w:t>الگوریتم</w:t>
+      </w:r>
+      <w:proofErr w:type="spellEnd"/>
+      <w:r>
+        <w:rPr>
+          <w:rFonts w:cs="B Nazanin" w:hint="cs"/>
+          <w:sz w:val="22"/>
+          <w:szCs w:val="22"/>
+          <w:rtl/>
+          <w:lang w:bidi="ar-SA"/>
+        </w:rPr>
+        <w:t xml:space="preserve"> </w:t>
+      </w:r>
+      <w:r>
+        <w:rPr>
+          <w:rFonts w:cs="B Nazanin" w:hint="cs"/>
+          <w:sz w:val="22"/>
+          <w:szCs w:val="22"/>
+          <w:lang w:bidi="ar-SA"/>
+        </w:rPr>
+        <w:t>HHO</w:t>
+      </w:r>
+      <w:r>
+        <w:rPr>
+          <w:rFonts w:cs="B Nazanin" w:hint="cs"/>
+          <w:sz w:val="22"/>
+          <w:szCs w:val="22"/>
+          <w:rtl/>
+          <w:lang w:bidi="ar-SA"/>
+        </w:rPr>
+        <w:t xml:space="preserve"> پارامترهای هندسی و چگالی کره (</w:t>
+      </w:r>
+      <m:oMath>
+        <m:sSub>
+          <m:sSubPr>
+            <m:ctrlPr>
+              <w:rPr>
+                <w:rFonts w:ascii="Cambria Math" w:hAnsi="Cambria Math" w:cs="B Nazanin"/>
+                <w:sz w:val="22"/>
+                <w:szCs w:val="22"/>
+                <w:lang w:bidi="ar-SA"/>
+              </w:rPr>
+            </m:ctrlPr>
+          </m:sSubPr>
+          <m:e>
+            <m:r>
+              <w:rPr>
+                <w:rFonts w:ascii="Cambria Math" w:hAnsi="Cambria Math" w:cs="B Nazanin"/>
+                <w:sz w:val="22"/>
+                <w:szCs w:val="22"/>
+                <w:lang w:bidi="ar-SA"/>
+              </w:rPr>
+              <m:t>x</m:t>
+            </m:r>
+          </m:e>
+          <m:sub>
+            <m:r>
+              <m:rPr>
+                <m:sty m:val="p"/>
+              </m:rPr>
+              <w:rPr>
+                <w:rFonts w:ascii="Cambria Math" w:hAnsi="Cambria Math" w:cs="B Nazanin"/>
+                <w:sz w:val="22"/>
+                <w:szCs w:val="22"/>
+                <w:lang w:bidi="ar-SA"/>
+              </w:rPr>
+              <m:t>0</m:t>
+            </m:r>
+          </m:sub>
+        </m:sSub>
+        <m:r>
+          <m:rPr>
+            <m:sty m:val="p"/>
+          </m:rPr>
+          <w:rPr>
+            <w:rFonts w:ascii="Cambria Math" w:hAnsi="Cambria Math" w:cs="B Nazanin"/>
+            <w:sz w:val="22"/>
+            <w:szCs w:val="22"/>
+            <w:lang w:bidi="ar-SA"/>
+          </w:rPr>
+          <m:t>,</m:t>
+        </m:r>
+        <m:sSub>
+          <m:sSubPr>
+            <m:ctrlPr>
+              <w:rPr>
+                <w:rFonts w:ascii="Cambria Math" w:hAnsi="Cambria Math" w:cs="B Nazanin"/>
+                <w:sz w:val="22"/>
+                <w:szCs w:val="22"/>
+                <w:lang w:bidi="ar-SA"/>
+              </w:rPr>
+            </m:ctrlPr>
+          </m:sSubPr>
+          <m:e>
+            <m:r>
+              <w:rPr>
+                <w:rFonts w:ascii="Cambria Math" w:hAnsi="Cambria Math" w:cs="B Nazanin"/>
+                <w:sz w:val="22"/>
+                <w:szCs w:val="22"/>
+                <w:lang w:bidi="ar-SA"/>
+              </w:rPr>
+              <m:t>z</m:t>
+            </m:r>
+          </m:e>
+          <m:sub>
+            <m:r>
+              <m:rPr>
+                <m:sty m:val="p"/>
+              </m:rPr>
+              <w:rPr>
+                <w:rFonts w:ascii="Cambria Math" w:hAnsi="Cambria Math" w:cs="B Nazanin"/>
+                <w:sz w:val="22"/>
+                <w:szCs w:val="22"/>
+                <w:lang w:bidi="ar-SA"/>
+              </w:rPr>
+              <m:t>0</m:t>
+            </m:r>
+          </m:sub>
+        </m:sSub>
+        <m:r>
+          <m:rPr>
+            <m:sty m:val="p"/>
+          </m:rPr>
+          <w:rPr>
+            <w:rFonts w:ascii="Cambria Math" w:hAnsi="Cambria Math" w:cs="B Nazanin"/>
+            <w:sz w:val="22"/>
+            <w:szCs w:val="22"/>
+            <w:lang w:bidi="ar-SA"/>
+          </w:rPr>
+          <m:t>,</m:t>
+        </m:r>
+        <m:r>
+          <w:rPr>
+            <w:rFonts w:ascii="Cambria Math" w:hAnsi="Cambria Math" w:cs="B Nazanin"/>
+            <w:sz w:val="22"/>
+            <w:szCs w:val="22"/>
+            <w:lang w:bidi="ar-SA"/>
+          </w:rPr>
+          <m:t>R</m:t>
+        </m:r>
+        <m:r>
+          <m:rPr>
+            <m:sty m:val="p"/>
+          </m:rPr>
+          <w:rPr>
+            <w:rFonts w:ascii="Cambria Math" w:hAnsi="Cambria Math" w:cs="B Nazanin"/>
+            <w:sz w:val="22"/>
+            <w:szCs w:val="22"/>
+            <w:lang w:bidi="ar-SA"/>
+          </w:rPr>
+          <m:t>,Δ</m:t>
+        </m:r>
+        <m:r>
+          <w:rPr>
+            <w:rFonts w:ascii="Cambria Math" w:hAnsi="Cambria Math" w:cs="B Nazanin"/>
+            <w:sz w:val="22"/>
+            <w:szCs w:val="22"/>
+            <w:lang w:bidi="ar-SA"/>
+          </w:rPr>
+          <m:t>ρ</m:t>
+        </m:r>
+      </m:oMath>
+      <w:r>
+        <w:rPr>
+          <w:rFonts w:cs="B Nazanin" w:hint="cs"/>
+          <w:sz w:val="22"/>
+          <w:szCs w:val="22"/>
+          <w:rtl/>
+          <w:lang w:bidi="ar-SA"/>
+        </w:rPr>
+        <w:t>) را بهینه کرده و ضرایب روند خطی درجه اول (</w:t>
+      </w:r>
+      <m:oMath>
+        <m:sSub>
+          <m:sSubPr>
+            <m:ctrlPr>
+              <w:rPr>
+                <w:rFonts w:ascii="Cambria Math" w:hAnsi="Cambria Math" w:cs="B Nazanin"/>
+                <w:sz w:val="22"/>
+                <w:szCs w:val="22"/>
+                <w:lang w:bidi="ar-SA"/>
+              </w:rPr>
+            </m:ctrlPr>
+          </m:sSubPr>
+          <m:e>
+            <m:r>
+              <w:rPr>
+                <w:rFonts w:ascii="Cambria Math" w:hAnsi="Cambria Math" w:cs="B Nazanin"/>
+                <w:sz w:val="22"/>
+                <w:szCs w:val="22"/>
+                <w:lang w:bidi="ar-SA"/>
+              </w:rPr>
+              <m:t>c</m:t>
+            </m:r>
+          </m:e>
+          <m:sub>
+            <m:r>
+              <m:rPr>
+                <m:sty m:val="p"/>
+              </m:rPr>
+              <w:rPr>
+                <w:rFonts w:ascii="Cambria Math" w:hAnsi="Cambria Math" w:cs="B Nazanin"/>
+                <w:sz w:val="22"/>
+                <w:szCs w:val="22"/>
+                <w:lang w:bidi="ar-SA"/>
+              </w:rPr>
+              <m:t>0</m:t>
+            </m:r>
+          </m:sub>
+        </m:sSub>
+        <m:r>
+          <m:rPr>
+            <m:sty m:val="p"/>
+          </m:rPr>
+          <w:rPr>
+            <w:rFonts w:ascii="Cambria Math" w:hAnsi="Cambria Math" w:cs="B Nazanin"/>
+            <w:sz w:val="22"/>
+            <w:szCs w:val="22"/>
+            <w:lang w:bidi="ar-SA"/>
+          </w:rPr>
+          <m:t>+</m:t>
+        </m:r>
+        <m:sSub>
+          <m:sSubPr>
+            <m:ctrlPr>
+              <w:rPr>
+                <w:rFonts w:ascii="Cambria Math" w:hAnsi="Cambria Math" w:cs="B Nazanin"/>
+                <w:sz w:val="22"/>
+                <w:szCs w:val="22"/>
+                <w:lang w:bidi="ar-SA"/>
+              </w:rPr>
+            </m:ctrlPr>
+          </m:sSubPr>
+          <m:e>
+            <m:r>
+              <w:rPr>
+                <w:rFonts w:ascii="Cambria Math" w:hAnsi="Cambria Math" w:cs="B Nazanin"/>
+                <w:sz w:val="22"/>
+                <w:szCs w:val="22"/>
+                <w:lang w:bidi="ar-SA"/>
+              </w:rPr>
+              <m:t>c</m:t>
+            </m:r>
+          </m:e>
+          <m:sub>
+            <m:r>
+              <m:rPr>
+                <m:sty m:val="p"/>
+              </m:rPr>
+              <w:rPr>
+                <w:rFonts w:ascii="Cambria Math" w:hAnsi="Cambria Math" w:cs="B Nazanin"/>
+                <w:sz w:val="22"/>
+                <w:szCs w:val="22"/>
+                <w:lang w:bidi="ar-SA"/>
+              </w:rPr>
+              <m:t>1</m:t>
+            </m:r>
+          </m:sub>
+        </m:sSub>
+        <m:r>
+          <w:rPr>
+            <w:rFonts w:ascii="Cambria Math" w:hAnsi="Cambria Math" w:cs="B Nazanin"/>
+            <w:sz w:val="22"/>
+            <w:szCs w:val="22"/>
+            <w:lang w:bidi="ar-SA"/>
+          </w:rPr>
+          <m:t>x</m:t>
+        </m:r>
+      </m:oMath>
+      <w:r>
+        <w:rPr>
+          <w:rFonts w:cs="B Nazanin" w:hint="cs"/>
+          <w:sz w:val="22"/>
+          <w:szCs w:val="22"/>
+          <w:rtl/>
+          <w:lang w:bidi="ar-SA"/>
+        </w:rPr>
+        <w:t xml:space="preserve">) به‌صورت مستقیم و تحلیلی محاسبه شدند. این استراتژی باعث شد الگوریتم </w:t>
+      </w:r>
+      <w:r>
+        <w:rPr>
+          <w:rFonts w:cs="B Nazanin" w:hint="cs"/>
+          <w:sz w:val="22"/>
+          <w:szCs w:val="22"/>
+          <w:lang w:bidi="ar-SA"/>
+        </w:rPr>
+        <w:t>HHO</w:t>
+      </w:r>
+      <w:r>
+        <w:rPr>
+          <w:rFonts w:cs="B Nazanin" w:hint="cs"/>
+          <w:sz w:val="22"/>
+          <w:szCs w:val="22"/>
+          <w:rtl/>
+          <w:lang w:bidi="ar-SA"/>
+        </w:rPr>
+        <w:t xml:space="preserve"> بدون درگیر شدن در </w:t>
+      </w:r>
+      <w:proofErr w:type="spellStart"/>
+      <w:r>
+        <w:rPr>
+          <w:rFonts w:cs="B Nazanin" w:hint="cs"/>
+          <w:sz w:val="22"/>
+          <w:szCs w:val="22"/>
+          <w:rtl/>
+          <w:lang w:bidi="ar-SA"/>
+        </w:rPr>
+        <w:t>پیچیدگی‌های</w:t>
+      </w:r>
+      <w:proofErr w:type="spellEnd"/>
+      <w:r>
+        <w:rPr>
+          <w:rFonts w:cs="B Nazanin" w:hint="cs"/>
+          <w:sz w:val="22"/>
+          <w:szCs w:val="22"/>
+          <w:rtl/>
+          <w:lang w:bidi="ar-SA"/>
+        </w:rPr>
+        <w:t xml:space="preserve"> روند </w:t>
+      </w:r>
+      <w:proofErr w:type="spellStart"/>
+      <w:r>
+        <w:rPr>
+          <w:rFonts w:cs="B Nazanin" w:hint="cs"/>
+          <w:sz w:val="22"/>
+          <w:szCs w:val="22"/>
+          <w:rtl/>
+          <w:lang w:bidi="ar-SA"/>
+        </w:rPr>
+        <w:t>ناحیه‌ای</w:t>
+      </w:r>
+      <w:proofErr w:type="spellEnd"/>
+      <w:r>
+        <w:rPr>
+          <w:rFonts w:cs="B Nazanin" w:hint="cs"/>
+          <w:sz w:val="22"/>
+          <w:szCs w:val="22"/>
+          <w:rtl/>
+          <w:lang w:bidi="ar-SA"/>
+        </w:rPr>
+        <w:t>، بر روی شناسایی دقیق ساختار زیرسطحی متمرکز بماند.</w:t>
+      </w:r>
+    </w:p>
+    <w:p>
+      <w:pPr>
+        <w:pStyle w:val="NormalWeb"/>
+        <w:bidi/>
+        <w:spacing w:before="0" w:beforeAutospacing="0" w:after="0" w:afterAutospacing="0"/>
+        <w:rPr>
+          <w:rFonts w:cs="B Nazanin"/>
+          <w:sz w:val="22"/>
+          <w:szCs w:val="22"/>
+          <w:rtl/>
+          <w:lang w:bidi="ar-SA"/>
+        </w:rPr>
+      </w:pPr>
+      <w:r>
+        <w:rPr>
+          <w:rFonts w:cs="B Nazanin"/>
+          <w:sz w:val="22"/>
+          <w:szCs w:val="22"/>
+          <w:rtl/>
+          <w:lang w:bidi="ar-SA"/>
+        </w:rPr>
+        <w:t xml:space="preserve">جدول </w:t>
+      </w:r>
+      <w:r>
+        <w:rPr>
+          <w:rFonts w:cs="B Nazanin"/>
+          <w:sz w:val="22"/>
+          <w:szCs w:val="22"/>
+          <w:rtl/>
+        </w:rPr>
+        <w:t>۴</w:t>
+      </w:r>
+      <w:r>
+        <w:rPr>
+          <w:rFonts w:cs="B Nazanin"/>
+          <w:sz w:val="22"/>
+          <w:szCs w:val="22"/>
+          <w:rtl/>
+          <w:lang w:bidi="ar-SA"/>
+        </w:rPr>
+        <w:t>، پارامترهای استخراج‌شده توسط الگوریتم</w:t>
+      </w:r>
+      <w:r>
+        <w:rPr>
+          <w:rFonts w:cs="B Nazanin"/>
+          <w:sz w:val="22"/>
+          <w:szCs w:val="22"/>
+          <w:lang w:bidi="ar-SA"/>
+        </w:rPr>
+        <w:t xml:space="preserve"> HHO </w:t>
+      </w:r>
+      <w:r>
+        <w:rPr>
+          <w:rFonts w:cs="B Nazanin"/>
+          <w:sz w:val="22"/>
+          <w:szCs w:val="22"/>
+          <w:rtl/>
+          <w:lang w:bidi="ar-SA"/>
+        </w:rPr>
+        <w:t>و شاخص‌های آماری برازش را نشان می‌دهد</w:t>
+      </w:r>
+      <w:r>
+        <w:rPr>
+          <w:rFonts w:cs="B Nazanin"/>
+          <w:sz w:val="22"/>
+          <w:szCs w:val="22"/>
+          <w:lang w:bidi="ar-SA"/>
+        </w:rPr>
+        <w:t>.</w:t>
+      </w:r>
+    </w:p>
+    <w:p>
+      <w:pPr>
+        <w:pStyle w:val="NormalWeb"/>
+        <w:bidi/>
+        <w:spacing w:before="0" w:beforeAutospacing="0" w:after="0" w:afterAutospacing="0"/>
+        <w:rPr>
+          <w:rFonts w:cs="B Nazanin"/>
+          <w:sz w:val="22"/>
+          <w:szCs w:val="22"/>
+          <w:rtl/>
+          <w:lang w:bidi="ar-SA"/>
+        </w:rPr>
+      </w:pPr>
+    </w:p>
+    <w:p>
+      <w:pPr>
+        <w:pStyle w:val="NormalWeb"/>
+        <w:bidi/>
+        <w:spacing w:before="0" w:beforeAutospacing="0" w:after="0" w:afterAutospacing="0"/>
+        <w:jc w:val="center"/>
+        <w:rPr>
+          <w:rFonts w:cs="B Nazanin"/>
+          <w:sz w:val="22"/>
+          <w:szCs w:val="22"/>
+          <w:rtl/>
+          <w:lang w:bidi="ar-SA"/>
+        </w:rPr>
+      </w:pPr>
+      <w:r>
+        <w:rPr>
+          <w:rFonts w:cs="B Nazanin"/>
+          <w:sz w:val="22"/>
+          <w:szCs w:val="22"/>
+          <w:rtl/>
+          <w:lang w:bidi="ar-SA"/>
+        </w:rPr>
+        <w:t xml:space="preserve">جدول </w:t>
+      </w:r>
+      <w:r>
+        <w:rPr>
+          <w:rFonts w:cs="B Nazanin"/>
+          <w:sz w:val="22"/>
+          <w:szCs w:val="22"/>
+          <w:rtl/>
+        </w:rPr>
+        <w:t xml:space="preserve">۴: </w:t>
+      </w:r>
+      <w:r>
+        <w:rPr>
+          <w:rFonts w:cs="B Nazanin"/>
+          <w:sz w:val="22"/>
+          <w:szCs w:val="22"/>
+          <w:rtl/>
+          <w:lang w:bidi="ar-SA"/>
+        </w:rPr>
+        <w:t>پارامترهای هندسی و فیزیکی حاصل از وارون‌سازی داده‌های میدانی با الگوریتم</w:t>
+      </w:r>
+      <w:r>
+        <w:rPr>
+          <w:rFonts w:cs="B Nazanin"/>
+          <w:sz w:val="22"/>
+          <w:szCs w:val="22"/>
+          <w:lang w:bidi="ar-SA"/>
+        </w:rPr>
+        <w:t xml:space="preserve"> HHO</w:t>
+      </w:r>
+    </w:p>
+    <w:tbl>
+      <w:tblPr>
+        <w:tblStyle w:val="PlainTable2"/>
+        <w:bidiVisual/>
+        <w:tblW w:w="0" w:type="auto"/>
+        <w:jc w:val="center"/>
+        <w:tblLook w:val="04A0" w:firstRow="1" w:lastRow="0" w:firstColumn="1" w:lastColumn="0" w:noHBand="0" w:noVBand="1"/>
+      </w:tblPr>
+      <w:tblGrid>
+        <w:gridCol w:w="3209"/>
+        <w:gridCol w:w="3209"/>
+        <w:gridCol w:w="3210"/>
+      </w:tblGrid>
+      <w:tr>
+        <w:trPr>
+          <w:cnfStyle w:val="100000000000" w:firstRow="1" w:lastRow="0" w:firstColumn="0" w:lastColumn="0" w:oddVBand="0" w:evenVBand="0" w:oddHBand="0" w:evenHBand="0" w:firstRowFirstColumn="0" w:firstRowLastColumn="0" w:lastRowFirstColumn="0" w:lastRowLastColumn="0"/>
+          <w:jc w:val="center"/>
+        </w:trPr>
+        <w:tc>
+          <w:tcPr>
+            <w:cnfStyle w:val="001000000000" w:firstRow="0" w:lastRow="0" w:firstColumn="1" w:lastColumn="0" w:oddVBand="0" w:evenVBand="0" w:oddHBand="0" w:evenHBand="0" w:firstRowFirstColumn="0" w:firstRowLastColumn="0" w:lastRowFirstColumn="0" w:lastRowLastColumn="0"/>
+            <w:tcW w:w="3209" w:type="dxa"/>
+            <w:tcBorders>
+              <w:bottom w:val="single" w:sz="12" w:space="0" w:color="auto"/>
+            </w:tcBorders>
+          </w:tcPr>
+          <w:p>
+            <w:pPr>
+              <w:pStyle w:val="NormalWeb"/>
+              <w:bidi/>
+              <w:jc w:val="both"/>
+              <w:rPr>
+                <w:rFonts w:cs="B Nazanin"/>
+                <w:b w:val="0"/>
+                <w:bCs w:val="0"/>
+                <w:sz w:val="22"/>
+                <w:szCs w:val="22"/>
+                <w:rtl/>
+              </w:rPr>
+            </w:pPr>
+            <w:r>
+              <w:rPr>
+                <w:rFonts w:cs="B Nazanin"/>
+                <w:b w:val="0"/>
+                <w:bCs w:val="0"/>
+                <w:sz w:val="22"/>
+                <w:szCs w:val="22"/>
+                <w:rtl/>
+              </w:rPr>
+              <w:t>نام پارامتر</w:t>
+            </w:r>
+          </w:p>
+        </w:tc>
+        <w:tc>
+          <w:tcPr>
+            <w:tcW w:w="3209" w:type="dxa"/>
+            <w:tcBorders>
+              <w:bottom w:val="single" w:sz="12" w:space="0" w:color="auto"/>
+            </w:tcBorders>
+          </w:tcPr>
+          <w:p>
+            <w:pPr>
+              <w:pStyle w:val="NormalWeb"/>
+              <w:bidi/>
+              <w:jc w:val="both"/>
+              <w:cnfStyle w:val="100000000000" w:firstRow="1" w:lastRow="0" w:firstColumn="0" w:lastColumn="0" w:oddVBand="0" w:evenVBand="0" w:oddHBand="0" w:evenHBand="0" w:firstRowFirstColumn="0" w:firstRowLastColumn="0" w:lastRowFirstColumn="0" w:lastRowLastColumn="0"/>
+              <w:rPr>
+                <w:rFonts w:cs="B Nazanin"/>
+                <w:b w:val="0"/>
+                <w:bCs w:val="0"/>
+                <w:sz w:val="22"/>
+                <w:szCs w:val="22"/>
+                <w:rtl/>
+              </w:rPr>
+            </w:pPr>
+            <w:r>
+              <w:rPr>
+                <w:rFonts w:cs="B Nazanin"/>
+                <w:b w:val="0"/>
+                <w:bCs w:val="0"/>
+                <w:sz w:val="22"/>
+                <w:szCs w:val="22"/>
+                <w:rtl/>
+              </w:rPr>
+              <w:t>مقدار به</w:t>
+            </w:r>
+            <w:r>
+              <w:rPr>
+                <w:rFonts w:cs="B Nazanin" w:hint="cs"/>
+                <w:b w:val="0"/>
+                <w:bCs w:val="0"/>
+                <w:sz w:val="22"/>
+                <w:szCs w:val="22"/>
+                <w:rtl/>
+              </w:rPr>
+              <w:t>ی</w:t>
+            </w:r>
+            <w:r>
+              <w:rPr>
+                <w:rFonts w:cs="B Nazanin" w:hint="eastAsia"/>
+                <w:b w:val="0"/>
+                <w:bCs w:val="0"/>
+                <w:sz w:val="22"/>
+                <w:szCs w:val="22"/>
+                <w:rtl/>
+              </w:rPr>
+              <w:t>نه</w:t>
+            </w:r>
+          </w:p>
+        </w:tc>
+        <w:tc>
+          <w:tcPr>
+            <w:tcW w:w="3210" w:type="dxa"/>
+            <w:tcBorders>
+              <w:bottom w:val="single" w:sz="12" w:space="0" w:color="auto"/>
+            </w:tcBorders>
+          </w:tcPr>
+          <w:p>
+            <w:pPr>
+              <w:pStyle w:val="NormalWeb"/>
+              <w:bidi/>
+              <w:jc w:val="both"/>
+              <w:cnfStyle w:val="100000000000" w:firstRow="1" w:lastRow="0" w:firstColumn="0" w:lastColumn="0" w:oddVBand="0" w:evenVBand="0" w:oddHBand="0" w:evenHBand="0" w:firstRowFirstColumn="0" w:firstRowLastColumn="0" w:lastRowFirstColumn="0" w:lastRowLastColumn="0"/>
+              <w:rPr>
+                <w:rFonts w:cs="B Nazanin"/>
+                <w:b w:val="0"/>
+                <w:bCs w:val="0"/>
+                <w:sz w:val="22"/>
+                <w:szCs w:val="22"/>
+                <w:rtl/>
+              </w:rPr>
+            </w:pPr>
+            <w:r>
+              <w:rPr>
+                <w:rFonts w:cs="B Nazanin"/>
+                <w:b w:val="0"/>
+                <w:bCs w:val="0"/>
+                <w:sz w:val="22"/>
+                <w:szCs w:val="22"/>
+                <w:rtl/>
+              </w:rPr>
+              <w:t>واحد</w:t>
+            </w:r>
+          </w:p>
+        </w:tc>
+      </w:tr>
+      <w:tr>
+        <w:trPr>
+          <w:cnfStyle w:val="000000100000" w:firstRow="0" w:lastRow="0" w:firstColumn="0" w:lastColumn="0" w:oddVBand="0" w:evenVBand="0" w:oddHBand="1" w:evenHBand="0" w:firstRowFirstColumn="0" w:firstRowLastColumn="0" w:lastRowFirstColumn="0" w:lastRowLastColumn="0"/>
+          <w:jc w:val="center"/>
+        </w:trPr>
+        <w:tc>
+          <w:tcPr>
+            <w:cnfStyle w:val="001000000000" w:firstRow="0" w:lastRow="0" w:firstColumn="1" w:lastColumn="0" w:oddVBand="0" w:evenVBand="0" w:oddHBand="0" w:evenHBand="0" w:firstRowFirstColumn="0" w:firstRowLastColumn="0" w:lastRowFirstColumn="0" w:lastRowLastColumn="0"/>
+            <w:tcW w:w="3209" w:type="dxa"/>
+            <w:tcBorders>
+              <w:top w:val="single" w:sz="12" w:space="0" w:color="auto"/>
+            </w:tcBorders>
+          </w:tcPr>
+          <w:p>
+            <w:pPr>
+              <w:pStyle w:val="NormalWeb"/>
+              <w:bidi/>
+              <w:rPr>
+                <w:rFonts w:cs="B Nazanin"/>
+                <w:b w:val="0"/>
+                <w:bCs w:val="0"/>
+                <w:sz w:val="22"/>
+                <w:szCs w:val="22"/>
+                <w:rtl/>
+              </w:rPr>
+            </w:pPr>
+            <w:r>
+              <w:rPr>
+                <w:rFonts w:cs="B Nazanin" w:hint="eastAsia"/>
+                <w:b w:val="0"/>
+                <w:bCs w:val="0"/>
+                <w:sz w:val="22"/>
+                <w:szCs w:val="22"/>
+                <w:rtl/>
+              </w:rPr>
+              <w:t>مرکز</w:t>
+            </w:r>
+            <w:r>
+              <w:rPr>
+                <w:rFonts w:cs="B Nazanin"/>
+                <w:b w:val="0"/>
+                <w:bCs w:val="0"/>
+                <w:sz w:val="22"/>
+                <w:szCs w:val="22"/>
+                <w:rtl/>
+              </w:rPr>
+              <w:t xml:space="preserve"> افق</w:t>
+            </w:r>
+            <w:r>
+              <w:rPr>
+                <w:rFonts w:cs="B Nazanin" w:hint="cs"/>
+                <w:b w:val="0"/>
+                <w:bCs w:val="0"/>
+                <w:sz w:val="22"/>
+                <w:szCs w:val="22"/>
+                <w:rtl/>
+              </w:rPr>
+              <w:t>ی</w:t>
+            </w:r>
+            <w:r>
+              <w:rPr>
+                <w:rFonts w:cs="B Nazanin"/>
+                <w:b w:val="0"/>
+                <w:bCs w:val="0"/>
+                <w:sz w:val="22"/>
+                <w:szCs w:val="22"/>
+              </w:rPr>
+              <w:t xml:space="preserve"> ( </w:t>
+            </w:r>
+            <w:r>
+              <w:rPr>
+                <w:rFonts w:ascii="Cambria Math" w:hAnsi="Cambria Math" w:cs="B Nazanin"/>
+                <w:b w:val="0"/>
+                <w:bCs w:val="0"/>
+                <w:sz w:val="22"/>
+                <w:szCs w:val="22"/>
+              </w:rPr>
+              <w:t>𝑥</w:t>
+            </w:r>
+            <w:r>
+              <w:rPr>
+                <w:rFonts w:cs="B Nazanin"/>
+                <w:b w:val="0"/>
+                <w:bCs w:val="0"/>
+                <w:sz w:val="22"/>
+                <w:szCs w:val="22"/>
+              </w:rPr>
+              <w:t xml:space="preserve"> 0 x 0 </w:t>
+            </w:r>
+            <w:r>
+              <w:rPr>
+                <w:rFonts w:ascii="Arial" w:hAnsi="Arial" w:cs="B Nazanin"/>
+                <w:b w:val="0"/>
+                <w:bCs w:val="0"/>
+                <w:sz w:val="22"/>
+                <w:szCs w:val="22"/>
+              </w:rPr>
+              <w:t>​</w:t>
+            </w:r>
+            <w:r>
+              <w:rPr>
+                <w:rFonts w:cs="B Nazanin"/>
+                <w:b w:val="0"/>
+                <w:bCs w:val="0"/>
+                <w:sz w:val="22"/>
+                <w:szCs w:val="22"/>
+              </w:rPr>
+              <w:t xml:space="preserve"> )</w:t>
+            </w:r>
+          </w:p>
+        </w:tc>
+        <w:tc>
+          <w:tcPr>
+            <w:tcW w:w="3209" w:type="dxa"/>
+            <w:tcBorders>
+              <w:top w:val="single" w:sz="12" w:space="0" w:color="auto"/>
+            </w:tcBorders>
+          </w:tcPr>
+          <w:p>
+            <w:pPr>
+              <w:pStyle w:val="NormalWeb"/>
+              <w:bidi/>
+              <w:jc w:val="both"/>
+              <w:cnfStyle w:val="000000100000" w:firstRow="0" w:lastRow="0" w:firstColumn="0" w:lastColumn="0" w:oddVBand="0" w:evenVBand="0" w:oddHBand="1" w:evenHBand="0" w:firstRowFirstColumn="0" w:firstRowLastColumn="0" w:lastRowFirstColumn="0" w:lastRowLastColumn="0"/>
+              <w:rPr>
+                <w:rFonts w:cs="B Nazanin"/>
+                <w:sz w:val="22"/>
+                <w:szCs w:val="22"/>
+                <w:rtl/>
+              </w:rPr>
+            </w:pPr>
+            <w:r>
+              <w:rPr>
+                <w:rFonts w:cs="B Nazanin"/>
+                <w:sz w:val="22"/>
+                <w:szCs w:val="22"/>
+              </w:rPr>
+              <w:t>13.23</w:t>
+            </w:r>
+          </w:p>
+        </w:tc>
+        <w:tc>
+          <w:tcPr>
+            <w:tcW w:w="3210" w:type="dxa"/>
+            <w:tcBorders>
+              <w:top w:val="single" w:sz="12" w:space="0" w:color="auto"/>
+            </w:tcBorders>
+          </w:tcPr>
+          <w:p>
+            <w:pPr>
+              <w:pStyle w:val="NormalWeb"/>
+              <w:bidi/>
+              <w:jc w:val="both"/>
+              <w:cnfStyle w:val="000000100000" w:firstRow="0" w:lastRow="0" w:firstColumn="0" w:lastColumn="0" w:oddVBand="0" w:evenVBand="0" w:oddHBand="1" w:evenHBand="0" w:firstRowFirstColumn="0" w:firstRowLastColumn="0" w:lastRowFirstColumn="0" w:lastRowLastColumn="0"/>
+              <w:rPr>
+                <w:rFonts w:cs="B Nazanin"/>
+                <w:sz w:val="22"/>
+                <w:szCs w:val="22"/>
+                <w:rtl/>
+              </w:rPr>
+            </w:pPr>
+            <w:r>
+              <w:rPr>
+                <w:rFonts w:cs="B Nazanin"/>
+                <w:sz w:val="22"/>
+                <w:szCs w:val="22"/>
+              </w:rPr>
+              <w:t>m</w:t>
+            </w:r>
+          </w:p>
+        </w:tc>
+      </w:tr>
+      <w:tr>
+        <w:trPr>
+          <w:jc w:val="center"/>
+        </w:trPr>
+        <w:tc>
+          <w:tcPr>
+            <w:cnfStyle w:val="001000000000" w:firstRow="0" w:lastRow="0" w:firstColumn="1" w:lastColumn="0" w:oddVBand="0" w:evenVBand="0" w:oddHBand="0" w:evenHBand="0" w:firstRowFirstColumn="0" w:firstRowLastColumn="0" w:lastRowFirstColumn="0" w:lastRowLastColumn="0"/>
+            <w:tcW w:w="3209" w:type="dxa"/>
+          </w:tcPr>
+          <w:p>
+            <w:pPr>
+              <w:pStyle w:val="NormalWeb"/>
+              <w:bidi/>
+              <w:jc w:val="both"/>
+              <w:rPr>
+                <w:rFonts w:cs="B Nazanin"/>
+                <w:b w:val="0"/>
+                <w:bCs w:val="0"/>
+                <w:sz w:val="22"/>
+                <w:szCs w:val="22"/>
+                <w:rtl/>
+              </w:rPr>
+            </w:pPr>
+            <w:r>
+              <w:rPr>
+                <w:rFonts w:cs="B Nazanin" w:hint="eastAsia"/>
+                <w:b w:val="0"/>
+                <w:bCs w:val="0"/>
+                <w:sz w:val="22"/>
+                <w:szCs w:val="22"/>
+                <w:rtl/>
+              </w:rPr>
+              <w:t>عمق</w:t>
+            </w:r>
+            <w:r>
+              <w:rPr>
+                <w:rFonts w:cs="B Nazanin"/>
+                <w:b w:val="0"/>
+                <w:bCs w:val="0"/>
+                <w:sz w:val="22"/>
+                <w:szCs w:val="22"/>
+                <w:rtl/>
+              </w:rPr>
+              <w:t xml:space="preserve"> مرکز</w:t>
+            </w:r>
+            <w:r>
+              <w:rPr>
+                <w:rFonts w:cs="B Nazanin"/>
+                <w:b w:val="0"/>
+                <w:bCs w:val="0"/>
+                <w:sz w:val="22"/>
+                <w:szCs w:val="22"/>
+              </w:rPr>
+              <w:t xml:space="preserve"> ( </w:t>
+            </w:r>
+            <w:r>
+              <w:rPr>
+                <w:rFonts w:ascii="Cambria Math" w:hAnsi="Cambria Math" w:cs="B Nazanin"/>
+                <w:b w:val="0"/>
+                <w:bCs w:val="0"/>
+                <w:sz w:val="22"/>
+                <w:szCs w:val="22"/>
+              </w:rPr>
+              <w:t>𝑧</w:t>
+            </w:r>
+            <w:r>
+              <w:rPr>
+                <w:rFonts w:cs="B Nazanin"/>
+                <w:b w:val="0"/>
+                <w:bCs w:val="0"/>
+                <w:sz w:val="22"/>
+                <w:szCs w:val="22"/>
+              </w:rPr>
+              <w:t xml:space="preserve"> 0 z 0 </w:t>
+            </w:r>
+            <w:r>
+              <w:rPr>
+                <w:rFonts w:ascii="Arial" w:hAnsi="Arial" w:cs="B Nazanin"/>
+                <w:b w:val="0"/>
+                <w:bCs w:val="0"/>
+                <w:sz w:val="22"/>
+                <w:szCs w:val="22"/>
+              </w:rPr>
+              <w:t>​</w:t>
+            </w:r>
+            <w:r>
+              <w:rPr>
+                <w:rFonts w:cs="B Nazanin"/>
+                <w:b w:val="0"/>
+                <w:bCs w:val="0"/>
+                <w:sz w:val="22"/>
+                <w:szCs w:val="22"/>
+              </w:rPr>
+              <w:t xml:space="preserve"> )</w:t>
+            </w:r>
+          </w:p>
+        </w:tc>
+        <w:tc>
+          <w:tcPr>
+            <w:tcW w:w="3209" w:type="dxa"/>
+          </w:tcPr>
+          <w:p>
+            <w:pPr>
+              <w:pStyle w:val="NormalWeb"/>
+              <w:bidi/>
+              <w:jc w:val="both"/>
+              <w:cnfStyle w:val="000000000000" w:firstRow="0" w:lastRow="0" w:firstColumn="0" w:lastColumn="0" w:oddVBand="0" w:evenVBand="0" w:oddHBand="0" w:evenHBand="0" w:firstRowFirstColumn="0" w:firstRowLastColumn="0" w:lastRowFirstColumn="0" w:lastRowLastColumn="0"/>
+              <w:rPr>
+                <w:rFonts w:cs="B Nazanin"/>
+                <w:sz w:val="22"/>
+                <w:szCs w:val="22"/>
+              </w:rPr>
+            </w:pPr>
+            <w:r>
+              <w:rPr>
+                <w:rFonts w:cs="B Nazanin"/>
+                <w:sz w:val="22"/>
+                <w:szCs w:val="22"/>
+              </w:rPr>
+              <w:t>4.67</w:t>
+            </w:r>
+          </w:p>
+        </w:tc>
+        <w:tc>
+          <w:tcPr>
+            <w:tcW w:w="3210" w:type="dxa"/>
+          </w:tcPr>
+          <w:p>
+            <w:pPr>
+              <w:pStyle w:val="NormalWeb"/>
+              <w:bidi/>
+              <w:jc w:val="both"/>
+              <w:cnfStyle w:val="000000000000" w:firstRow="0" w:lastRow="0" w:firstColumn="0" w:lastColumn="0" w:oddVBand="0" w:evenVBand="0" w:oddHBand="0" w:evenHBand="0" w:firstRowFirstColumn="0" w:firstRowLastColumn="0" w:lastRowFirstColumn="0" w:lastRowLastColumn="0"/>
+              <w:rPr>
+                <w:rFonts w:cs="B Nazanin"/>
+                <w:sz w:val="22"/>
+                <w:szCs w:val="22"/>
+                <w:rtl/>
+              </w:rPr>
+            </w:pPr>
+            <w:r>
+              <w:rPr>
+                <w:rFonts w:cs="B Nazanin"/>
+                <w:sz w:val="22"/>
+                <w:szCs w:val="22"/>
+              </w:rPr>
+              <w:t>m</w:t>
+            </w:r>
+          </w:p>
+        </w:tc>
+      </w:tr>
+      <w:tr>
+        <w:trPr>
+          <w:cnfStyle w:val="000000100000" w:firstRow="0" w:lastRow="0" w:firstColumn="0" w:lastColumn="0" w:oddVBand="0" w:evenVBand="0" w:oddHBand="1" w:evenHBand="0" w:firstRowFirstColumn="0" w:firstRowLastColumn="0" w:lastRowFirstColumn="0" w:lastRowLastColumn="0"/>
+          <w:jc w:val="center"/>
+        </w:trPr>
+        <w:tc>
+          <w:tcPr>
+            <w:cnfStyle w:val="001000000000" w:firstRow="0" w:lastRow="0" w:firstColumn="1" w:lastColumn="0" w:oddVBand="0" w:evenVBand="0" w:oddHBand="0" w:evenHBand="0" w:firstRowFirstColumn="0" w:firstRowLastColumn="0" w:lastRowFirstColumn="0" w:lastRowLastColumn="0"/>
+            <w:tcW w:w="3209" w:type="dxa"/>
+          </w:tcPr>
+          <w:p>
+            <w:pPr>
+              <w:pStyle w:val="NormalWeb"/>
+              <w:bidi/>
+              <w:jc w:val="both"/>
+              <w:rPr>
+                <w:rFonts w:cs="B Nazanin"/>
+                <w:b w:val="0"/>
+                <w:bCs w:val="0"/>
+                <w:sz w:val="22"/>
+                <w:szCs w:val="22"/>
+                <w:rtl/>
+              </w:rPr>
+            </w:pPr>
+            <w:r>
+              <w:rPr>
+                <w:rFonts w:cs="B Nazanin" w:hint="eastAsia"/>
+                <w:b w:val="0"/>
+                <w:bCs w:val="0"/>
+                <w:sz w:val="22"/>
+                <w:szCs w:val="22"/>
+                <w:rtl/>
+              </w:rPr>
+              <w:t>شعاع</w:t>
+            </w:r>
+            <w:r>
+              <w:rPr>
+                <w:rFonts w:cs="B Nazanin"/>
+                <w:b w:val="0"/>
+                <w:bCs w:val="0"/>
+                <w:sz w:val="22"/>
+                <w:szCs w:val="22"/>
+                <w:rtl/>
+              </w:rPr>
+              <w:t xml:space="preserve"> حفره</w:t>
+            </w:r>
+            <w:r>
+              <w:rPr>
+                <w:rFonts w:cs="B Nazanin"/>
+                <w:b w:val="0"/>
+                <w:bCs w:val="0"/>
+                <w:sz w:val="22"/>
+                <w:szCs w:val="22"/>
+              </w:rPr>
+              <w:t xml:space="preserve"> ( </w:t>
+            </w:r>
+            <w:r>
+              <w:rPr>
+                <w:rFonts w:ascii="Cambria Math" w:hAnsi="Cambria Math" w:cs="B Nazanin"/>
+                <w:b w:val="0"/>
+                <w:bCs w:val="0"/>
+                <w:sz w:val="22"/>
+                <w:szCs w:val="22"/>
+              </w:rPr>
+              <w:t>𝑅</w:t>
+            </w:r>
+            <w:r>
+              <w:rPr>
+                <w:rFonts w:cs="B Nazanin"/>
+                <w:b w:val="0"/>
+                <w:bCs w:val="0"/>
+                <w:sz w:val="22"/>
+                <w:szCs w:val="22"/>
+              </w:rPr>
+              <w:t xml:space="preserve"> R )</w:t>
+            </w:r>
+          </w:p>
+        </w:tc>
+        <w:tc>
+          <w:tcPr>
+            <w:tcW w:w="3209" w:type="dxa"/>
+          </w:tcPr>
+          <w:p>
+            <w:pPr>
+              <w:pStyle w:val="NormalWeb"/>
+              <w:bidi/>
+              <w:jc w:val="both"/>
+              <w:cnfStyle w:val="000000100000" w:firstRow="0" w:lastRow="0" w:firstColumn="0" w:lastColumn="0" w:oddVBand="0" w:evenVBand="0" w:oddHBand="1" w:evenHBand="0" w:firstRowFirstColumn="0" w:firstRowLastColumn="0" w:lastRowFirstColumn="0" w:lastRowLastColumn="0"/>
+              <w:rPr>
+                <w:rFonts w:cs="B Nazanin"/>
+                <w:sz w:val="22"/>
+                <w:szCs w:val="22"/>
+              </w:rPr>
+            </w:pPr>
+            <w:r>
+              <w:rPr>
+                <w:rFonts w:cs="B Nazanin"/>
+                <w:sz w:val="22"/>
+                <w:szCs w:val="22"/>
+              </w:rPr>
+              <w:t>3.</w:t>
+            </w:r>
+            <w:r>
+              <w:rPr>
+                <w:rFonts w:cs="B Nazanin"/>
+                <w:sz w:val="22"/>
+                <w:szCs w:val="22"/>
+              </w:rPr>
+              <w:t>74</w:t>
+            </w:r>
+          </w:p>
+        </w:tc>
+        <w:tc>
+          <w:tcPr>
+            <w:tcW w:w="3210" w:type="dxa"/>
+          </w:tcPr>
+          <w:p>
+            <w:pPr>
+              <w:pStyle w:val="NormalWeb"/>
+              <w:bidi/>
+              <w:jc w:val="both"/>
+              <w:cnfStyle w:val="000000100000" w:firstRow="0" w:lastRow="0" w:firstColumn="0" w:lastColumn="0" w:oddVBand="0" w:evenVBand="0" w:oddHBand="1" w:evenHBand="0" w:firstRowFirstColumn="0" w:firstRowLastColumn="0" w:lastRowFirstColumn="0" w:lastRowLastColumn="0"/>
+              <w:rPr>
+                <w:rFonts w:cs="B Nazanin"/>
+                <w:sz w:val="22"/>
+                <w:szCs w:val="22"/>
+                <w:rtl/>
+              </w:rPr>
+            </w:pPr>
+            <w:r>
+              <w:rPr>
+                <w:rFonts w:cs="B Nazanin"/>
+                <w:sz w:val="22"/>
+                <w:szCs w:val="22"/>
+              </w:rPr>
+              <w:t>m</w:t>
+            </w:r>
+          </w:p>
+        </w:tc>
+      </w:tr>
+      <w:tr>
+        <w:trPr>
+          <w:jc w:val="center"/>
+        </w:trPr>
+        <w:tc>
+          <w:tcPr>
+            <w:cnfStyle w:val="001000000000" w:firstRow="0" w:lastRow="0" w:firstColumn="1" w:lastColumn="0" w:oddVBand="0" w:evenVBand="0" w:oddHBand="0" w:evenHBand="0" w:firstRowFirstColumn="0" w:firstRowLastColumn="0" w:lastRowFirstColumn="0" w:lastRowLastColumn="0"/>
+            <w:tcW w:w="3209" w:type="dxa"/>
+          </w:tcPr>
+          <w:p>
+            <w:pPr>
+              <w:pStyle w:val="NormalWeb"/>
+              <w:bidi/>
+              <w:jc w:val="both"/>
+              <w:rPr>
+                <w:rFonts w:cs="B Nazanin"/>
+                <w:b w:val="0"/>
+                <w:bCs w:val="0"/>
+                <w:sz w:val="22"/>
+                <w:szCs w:val="22"/>
+                <w:rtl/>
+              </w:rPr>
+            </w:pPr>
+            <w:proofErr w:type="spellStart"/>
+            <w:r>
+              <w:rPr>
+                <w:rFonts w:cs="B Nazanin" w:hint="eastAsia"/>
+                <w:b w:val="0"/>
+                <w:bCs w:val="0"/>
+                <w:sz w:val="22"/>
+                <w:szCs w:val="22"/>
+                <w:rtl/>
+              </w:rPr>
+              <w:t>کنتراست</w:t>
+            </w:r>
+            <w:proofErr w:type="spellEnd"/>
+            <w:r>
+              <w:rPr>
+                <w:rFonts w:cs="B Nazanin"/>
+                <w:b w:val="0"/>
+                <w:bCs w:val="0"/>
+                <w:sz w:val="22"/>
+                <w:szCs w:val="22"/>
+                <w:rtl/>
+              </w:rPr>
+              <w:t xml:space="preserve"> چگال</w:t>
+            </w:r>
+            <w:r>
+              <w:rPr>
+                <w:rFonts w:cs="B Nazanin" w:hint="cs"/>
+                <w:b w:val="0"/>
+                <w:bCs w:val="0"/>
+                <w:sz w:val="22"/>
+                <w:szCs w:val="22"/>
+                <w:rtl/>
+              </w:rPr>
+              <w:t>ی</w:t>
+            </w:r>
+            <w:r>
+              <w:rPr>
+                <w:rFonts w:cs="B Nazanin"/>
+                <w:b w:val="0"/>
+                <w:bCs w:val="0"/>
+                <w:sz w:val="22"/>
+                <w:szCs w:val="22"/>
+              </w:rPr>
+              <w:t xml:space="preserve"> ( Δ </w:t>
+            </w:r>
+            <w:r>
+              <w:rPr>
+                <w:rFonts w:ascii="Cambria Math" w:hAnsi="Cambria Math" w:cs="B Nazanin"/>
+                <w:b w:val="0"/>
+                <w:bCs w:val="0"/>
+                <w:sz w:val="22"/>
+                <w:szCs w:val="22"/>
+              </w:rPr>
+              <w:t>𝜌</w:t>
+            </w:r>
+            <w:r>
+              <w:rPr>
+                <w:rFonts w:cs="B Nazanin"/>
+                <w:b w:val="0"/>
+                <w:bCs w:val="0"/>
+                <w:sz w:val="22"/>
+                <w:szCs w:val="22"/>
+              </w:rPr>
+              <w:t xml:space="preserve"> </w:t>
+            </w:r>
+            <w:proofErr w:type="spellStart"/>
+            <w:r>
+              <w:rPr>
+                <w:rFonts w:cs="B Nazanin"/>
+                <w:b w:val="0"/>
+                <w:bCs w:val="0"/>
+                <w:sz w:val="22"/>
+                <w:szCs w:val="22"/>
+              </w:rPr>
+              <w:t>Δρ</w:t>
+            </w:r>
+            <w:proofErr w:type="spellEnd"/>
+            <w:r>
+              <w:rPr>
+                <w:rFonts w:cs="B Nazanin"/>
+                <w:b w:val="0"/>
+                <w:bCs w:val="0"/>
+                <w:sz w:val="22"/>
+                <w:szCs w:val="22"/>
+              </w:rPr>
+              <w:t xml:space="preserve"> )</w:t>
+            </w:r>
+          </w:p>
+        </w:tc>
+        <w:tc>
+          <w:tcPr>
+            <w:tcW w:w="3209" w:type="dxa"/>
+          </w:tcPr>
+          <w:p>
+            <w:pPr>
+              <w:pStyle w:val="NormalWeb"/>
+              <w:bidi/>
+              <w:jc w:val="both"/>
+              <w:cnfStyle w:val="000000000000" w:firstRow="0" w:lastRow="0" w:firstColumn="0" w:lastColumn="0" w:oddVBand="0" w:evenVBand="0" w:oddHBand="0" w:evenHBand="0" w:firstRowFirstColumn="0" w:firstRowLastColumn="0" w:lastRowFirstColumn="0" w:lastRowLastColumn="0"/>
+              <w:rPr>
+                <w:rFonts w:cs="B Nazanin"/>
+                <w:sz w:val="22"/>
+                <w:szCs w:val="22"/>
+              </w:rPr>
+            </w:pPr>
+            <w:r>
+              <w:rPr>
+                <w:rFonts w:cs="B Nazanin"/>
+                <w:sz w:val="22"/>
+                <w:szCs w:val="22"/>
+              </w:rPr>
+              <w:t>-2400.0</w:t>
+            </w:r>
+          </w:p>
+        </w:tc>
+        <w:tc>
+          <w:tcPr>
+            <w:tcW w:w="3210" w:type="dxa"/>
+          </w:tcPr>
+          <w:p>
+            <w:pPr>
+              <w:pStyle w:val="NormalWeb"/>
+              <w:bidi/>
+              <w:jc w:val="both"/>
+              <w:cnfStyle w:val="000000000000" w:firstRow="0" w:lastRow="0" w:firstColumn="0" w:lastColumn="0" w:oddVBand="0" w:evenVBand="0" w:oddHBand="0" w:evenHBand="0" w:firstRowFirstColumn="0" w:firstRowLastColumn="0" w:lastRowFirstColumn="0" w:lastRowLastColumn="0"/>
+              <w:rPr>
+                <w:rFonts w:cs="B Nazanin"/>
+                <w:sz w:val="22"/>
+                <w:szCs w:val="22"/>
+                <w:rtl/>
+              </w:rPr>
+            </w:pPr>
+            <w:r>
+              <w:rPr>
+                <w:rFonts w:cs="B Nazanin"/>
+                <w:sz w:val="22"/>
+                <w:szCs w:val="22"/>
+              </w:rPr>
+              <w:t>kg/m³</w:t>
+            </w:r>
+          </w:p>
+        </w:tc>
+      </w:tr>
+      <w:tr>
+        <w:trPr>
+          <w:cnfStyle w:val="000000100000" w:firstRow="0" w:lastRow="0" w:firstColumn="0" w:lastColumn="0" w:oddVBand="0" w:evenVBand="0" w:oddHBand="1" w:evenHBand="0" w:firstRowFirstColumn="0" w:firstRowLastColumn="0" w:lastRowFirstColumn="0" w:lastRowLastColumn="0"/>
+          <w:jc w:val="center"/>
+        </w:trPr>
+        <w:tc>
+          <w:tcPr>
+            <w:cnfStyle w:val="001000000000" w:firstRow="0" w:lastRow="0" w:firstColumn="1" w:lastColumn="0" w:oddVBand="0" w:evenVBand="0" w:oddHBand="0" w:evenHBand="0" w:firstRowFirstColumn="0" w:firstRowLastColumn="0" w:lastRowFirstColumn="0" w:lastRowLastColumn="0"/>
+            <w:tcW w:w="3209" w:type="dxa"/>
+          </w:tcPr>
+          <w:p>
+            <w:pPr>
+              <w:pStyle w:val="NormalWeb"/>
+              <w:bidi/>
+              <w:jc w:val="both"/>
+              <w:rPr>
+                <w:rFonts w:cs="B Nazanin"/>
+                <w:b w:val="0"/>
+                <w:bCs w:val="0"/>
+                <w:sz w:val="22"/>
+                <w:szCs w:val="22"/>
+                <w:rtl/>
+              </w:rPr>
+            </w:pPr>
+            <w:r>
+              <w:rPr>
+                <w:rFonts w:cs="B Nazanin" w:hint="eastAsia"/>
+                <w:b w:val="0"/>
+                <w:bCs w:val="0"/>
+                <w:sz w:val="22"/>
+                <w:szCs w:val="22"/>
+                <w:rtl/>
+              </w:rPr>
+              <w:t>عمق</w:t>
+            </w:r>
+            <w:r>
+              <w:rPr>
+                <w:rFonts w:cs="B Nazanin"/>
+                <w:b w:val="0"/>
+                <w:bCs w:val="0"/>
+                <w:sz w:val="22"/>
+                <w:szCs w:val="22"/>
+                <w:rtl/>
+              </w:rPr>
+              <w:t xml:space="preserve"> سقف حفره</w:t>
+            </w:r>
+            <w:r>
+              <w:rPr>
+                <w:rFonts w:cs="B Nazanin"/>
+                <w:b w:val="0"/>
+                <w:bCs w:val="0"/>
+                <w:sz w:val="22"/>
+                <w:szCs w:val="22"/>
+              </w:rPr>
+              <w:t xml:space="preserve"> ( </w:t>
+            </w:r>
+            <w:r>
+              <w:rPr>
+                <w:rFonts w:ascii="Cambria Math" w:hAnsi="Cambria Math" w:cs="B Nazanin"/>
+                <w:b w:val="0"/>
+                <w:bCs w:val="0"/>
+                <w:sz w:val="22"/>
+                <w:szCs w:val="22"/>
+              </w:rPr>
+              <w:t>𝑧</w:t>
+            </w:r>
+            <w:r>
+              <w:rPr>
+                <w:rFonts w:cs="B Nazanin"/>
+                <w:b w:val="0"/>
+                <w:bCs w:val="0"/>
+                <w:sz w:val="22"/>
+                <w:szCs w:val="22"/>
+              </w:rPr>
+              <w:t xml:space="preserve"> </w:t>
+            </w:r>
+            <w:r>
+              <w:rPr>
+                <w:rFonts w:ascii="Cambria Math" w:hAnsi="Cambria Math" w:cs="B Nazanin"/>
+                <w:b w:val="0"/>
+                <w:bCs w:val="0"/>
+                <w:sz w:val="22"/>
+                <w:szCs w:val="22"/>
+              </w:rPr>
+              <w:t>𝑡</w:t>
+            </w:r>
+            <w:r>
+              <w:rPr>
+                <w:rFonts w:cs="B Nazanin"/>
+                <w:b w:val="0"/>
+                <w:bCs w:val="0"/>
+                <w:sz w:val="22"/>
+                <w:szCs w:val="22"/>
+              </w:rPr>
+              <w:t xml:space="preserve"> </w:t>
+            </w:r>
+            <w:r>
+              <w:rPr>
+                <w:rFonts w:ascii="Cambria Math" w:hAnsi="Cambria Math" w:cs="B Nazanin"/>
+                <w:b w:val="0"/>
+                <w:bCs w:val="0"/>
+                <w:sz w:val="22"/>
+                <w:szCs w:val="22"/>
+              </w:rPr>
+              <w:t>𝑜</w:t>
+            </w:r>
+            <w:r>
+              <w:rPr>
+                <w:rFonts w:cs="B Nazanin"/>
+                <w:b w:val="0"/>
+                <w:bCs w:val="0"/>
+                <w:sz w:val="22"/>
+                <w:szCs w:val="22"/>
+              </w:rPr>
+              <w:t xml:space="preserve"> </w:t>
+            </w:r>
+            <w:r>
+              <w:rPr>
+                <w:rFonts w:ascii="Cambria Math" w:hAnsi="Cambria Math" w:cs="B Nazanin"/>
+                <w:b w:val="0"/>
+                <w:bCs w:val="0"/>
+                <w:sz w:val="22"/>
+                <w:szCs w:val="22"/>
+              </w:rPr>
+              <w:t>𝑝</w:t>
+            </w:r>
+            <w:r>
+              <w:rPr>
+                <w:rFonts w:cs="B Nazanin"/>
+                <w:b w:val="0"/>
+                <w:bCs w:val="0"/>
+                <w:sz w:val="22"/>
+                <w:szCs w:val="22"/>
+              </w:rPr>
+              <w:t xml:space="preserve"> z top </w:t>
+            </w:r>
+            <w:r>
+              <w:rPr>
+                <w:rFonts w:ascii="Arial" w:hAnsi="Arial" w:cs="B Nazanin"/>
+                <w:b w:val="0"/>
+                <w:bCs w:val="0"/>
+                <w:sz w:val="22"/>
+                <w:szCs w:val="22"/>
+              </w:rPr>
+              <w:t>​</w:t>
+            </w:r>
+            <w:r>
+              <w:rPr>
+                <w:rFonts w:cs="B Nazanin"/>
+                <w:b w:val="0"/>
+                <w:bCs w:val="0"/>
+                <w:sz w:val="22"/>
+                <w:szCs w:val="22"/>
+              </w:rPr>
+              <w:t xml:space="preserve"> )</w:t>
+            </w:r>
+          </w:p>
+        </w:tc>
+        <w:tc>
+          <w:tcPr>
+            <w:tcW w:w="3209" w:type="dxa"/>
+          </w:tcPr>
+          <w:p>
+            <w:pPr>
+              <w:pStyle w:val="NormalWeb"/>
+              <w:bidi/>
+              <w:jc w:val="both"/>
+              <w:cnfStyle w:val="000000100000" w:firstRow="0" w:lastRow="0" w:firstColumn="0" w:lastColumn="0" w:oddVBand="0" w:evenVBand="0" w:oddHBand="1" w:evenHBand="0" w:firstRowFirstColumn="0" w:firstRowLastColumn="0" w:lastRowFirstColumn="0" w:lastRowLastColumn="0"/>
+              <w:rPr>
+                <w:rFonts w:cs="B Nazanin" w:hint="cs"/>
+                <w:sz w:val="22"/>
+                <w:szCs w:val="22"/>
+                <w:rtl/>
+              </w:rPr>
+            </w:pPr>
+            <w:r>
+              <w:rPr>
+                <w:rFonts w:cs="B Nazanin"/>
+                <w:sz w:val="22"/>
+                <w:szCs w:val="22"/>
+              </w:rPr>
+              <w:t>0.93</w:t>
+            </w:r>
+          </w:p>
+        </w:tc>
+        <w:tc>
+          <w:tcPr>
+            <w:tcW w:w="3210" w:type="dxa"/>
+          </w:tcPr>
+          <w:p>
+            <w:pPr>
+              <w:pStyle w:val="NormalWeb"/>
+              <w:bidi/>
+              <w:jc w:val="both"/>
+              <w:cnfStyle w:val="000000100000" w:firstRow="0" w:lastRow="0" w:firstColumn="0" w:lastColumn="0" w:oddVBand="0" w:evenVBand="0" w:oddHBand="1" w:evenHBand="0" w:firstRowFirstColumn="0" w:firstRowLastColumn="0" w:lastRowFirstColumn="0" w:lastRowLastColumn="0"/>
+              <w:rPr>
+                <w:rFonts w:cs="B Nazanin"/>
+                <w:sz w:val="22"/>
+                <w:szCs w:val="22"/>
+                <w:rtl/>
+              </w:rPr>
+            </w:pPr>
+            <w:r>
+              <w:rPr>
+                <w:rFonts w:cs="B Nazanin"/>
+                <w:sz w:val="22"/>
+                <w:szCs w:val="22"/>
+              </w:rPr>
+              <w:t>m</w:t>
+            </w:r>
+          </w:p>
+        </w:tc>
+      </w:tr>
+      <w:tr>
+        <w:trPr>
+          <w:jc w:val="center"/>
+        </w:trPr>
+        <w:tc>
+          <w:tcPr>
+            <w:cnfStyle w:val="001000000000" w:firstRow="0" w:lastRow="0" w:firstColumn="1" w:lastColumn="0" w:oddVBand="0" w:evenVBand="0" w:oddHBand="0" w:evenHBand="0" w:firstRowFirstColumn="0" w:firstRowLastColumn="0" w:lastRowFirstColumn="0" w:lastRowLastColumn="0"/>
+            <w:tcW w:w="3209" w:type="dxa"/>
+          </w:tcPr>
+          <w:p>
+            <w:pPr>
+              <w:pStyle w:val="NormalWeb"/>
+              <w:bidi/>
+              <w:jc w:val="both"/>
+              <w:rPr>
+                <w:rFonts w:cs="B Nazanin"/>
+                <w:b w:val="0"/>
+                <w:bCs w:val="0"/>
+                <w:sz w:val="22"/>
+                <w:szCs w:val="22"/>
+                <w:rtl/>
+              </w:rPr>
+            </w:pPr>
+            <w:r>
+              <w:rPr>
+                <w:rFonts w:cs="B Nazanin" w:hint="eastAsia"/>
+                <w:b w:val="0"/>
+                <w:bCs w:val="0"/>
+                <w:sz w:val="22"/>
+                <w:szCs w:val="22"/>
+                <w:rtl/>
+              </w:rPr>
+              <w:t>شاخص</w:t>
+            </w:r>
+            <w:r>
+              <w:rPr>
+                <w:rFonts w:cs="B Nazanin"/>
+                <w:b w:val="0"/>
+                <w:bCs w:val="0"/>
+                <w:sz w:val="22"/>
+                <w:szCs w:val="22"/>
+                <w:rtl/>
+              </w:rPr>
+              <w:t xml:space="preserve"> برازش</w:t>
+            </w:r>
+            <w:r>
+              <w:rPr>
+                <w:rFonts w:cs="B Nazanin"/>
+                <w:b w:val="0"/>
+                <w:bCs w:val="0"/>
+                <w:sz w:val="22"/>
+                <w:szCs w:val="22"/>
+              </w:rPr>
+              <w:t xml:space="preserve"> (RMSE)</w:t>
+            </w:r>
+          </w:p>
+        </w:tc>
+        <w:tc>
+          <w:tcPr>
+            <w:tcW w:w="3209" w:type="dxa"/>
+          </w:tcPr>
+          <w:p>
+            <w:pPr>
+              <w:pStyle w:val="NormalWeb"/>
+              <w:bidi/>
+              <w:jc w:val="both"/>
+              <w:cnfStyle w:val="000000000000" w:firstRow="0" w:lastRow="0" w:firstColumn="0" w:lastColumn="0" w:oddVBand="0" w:evenVBand="0" w:oddHBand="0" w:evenHBand="0" w:firstRowFirstColumn="0" w:firstRowLastColumn="0" w:lastRowFirstColumn="0" w:lastRowLastColumn="0"/>
+              <w:rPr>
+                <w:rFonts w:cs="B Nazanin"/>
+                <w:sz w:val="22"/>
+                <w:szCs w:val="22"/>
+                <w:rtl/>
+              </w:rPr>
+            </w:pPr>
+            <w:r>
+              <w:rPr>
+                <w:rFonts w:cs="B Nazanin"/>
+                <w:sz w:val="22"/>
+                <w:szCs w:val="22"/>
+              </w:rPr>
+              <w:t>0.0053</w:t>
+            </w:r>
+          </w:p>
+        </w:tc>
+        <w:tc>
+          <w:tcPr>
+            <w:tcW w:w="3210" w:type="dxa"/>
+          </w:tcPr>
+          <w:p>
+            <w:pPr>
+              <w:pStyle w:val="NormalWeb"/>
+              <w:bidi/>
+              <w:jc w:val="both"/>
+              <w:cnfStyle w:val="000000000000" w:firstRow="0" w:lastRow="0" w:firstColumn="0" w:lastColumn="0" w:oddVBand="0" w:evenVBand="0" w:oddHBand="0" w:evenHBand="0" w:firstRowFirstColumn="0" w:firstRowLastColumn="0" w:lastRowFirstColumn="0" w:lastRowLastColumn="0"/>
+              <w:rPr>
+                <w:rFonts w:cs="B Nazanin"/>
+                <w:sz w:val="22"/>
+                <w:szCs w:val="22"/>
+                <w:rtl/>
+              </w:rPr>
+            </w:pPr>
+            <w:proofErr w:type="spellStart"/>
+            <w:r>
+              <w:rPr>
+                <w:rFonts w:cs="B Nazanin"/>
+                <w:sz w:val="22"/>
+                <w:szCs w:val="22"/>
+              </w:rPr>
+              <w:t>mGal</w:t>
+            </w:r>
+            <w:proofErr w:type="spellEnd"/>
+          </w:p>
+        </w:tc>
+      </w:tr>
+      <w:tr>
+        <w:trPr>
+          <w:cnfStyle w:val="000000100000" w:firstRow="0" w:lastRow="0" w:firstColumn="0" w:lastColumn="0" w:oddVBand="0" w:evenVBand="0" w:oddHBand="1" w:evenHBand="0" w:firstRowFirstColumn="0" w:firstRowLastColumn="0" w:lastRowFirstColumn="0" w:lastRowLastColumn="0"/>
+          <w:jc w:val="center"/>
+        </w:trPr>
+        <w:tc>
+          <w:tcPr>
+            <w:cnfStyle w:val="001000000000" w:firstRow="0" w:lastRow="0" w:firstColumn="1" w:lastColumn="0" w:oddVBand="0" w:evenVBand="0" w:oddHBand="0" w:evenHBand="0" w:firstRowFirstColumn="0" w:firstRowLastColumn="0" w:lastRowFirstColumn="0" w:lastRowLastColumn="0"/>
+            <w:tcW w:w="3209" w:type="dxa"/>
+          </w:tcPr>
+          <w:p>
+            <w:pPr>
+              <w:pStyle w:val="NormalWeb"/>
+              <w:bidi/>
+              <w:jc w:val="both"/>
+              <w:rPr>
+                <w:rFonts w:cs="B Nazanin" w:hint="cs"/>
+                <w:b w:val="0"/>
+                <w:bCs w:val="0"/>
+                <w:sz w:val="22"/>
+                <w:szCs w:val="22"/>
+                <w:rtl/>
+              </w:rPr>
+            </w:pPr>
+            <w:r>
+              <w:rPr>
+                <w:rFonts w:cs="B Nazanin" w:hint="eastAsia"/>
+                <w:b w:val="0"/>
+                <w:bCs w:val="0"/>
+                <w:sz w:val="22"/>
+                <w:szCs w:val="22"/>
+                <w:rtl/>
+              </w:rPr>
+              <w:t>ضر</w:t>
+            </w:r>
+            <w:r>
+              <w:rPr>
+                <w:rFonts w:cs="B Nazanin" w:hint="cs"/>
+                <w:b w:val="0"/>
+                <w:bCs w:val="0"/>
+                <w:sz w:val="22"/>
+                <w:szCs w:val="22"/>
+                <w:rtl/>
+              </w:rPr>
+              <w:t>ی</w:t>
+            </w:r>
+            <w:r>
+              <w:rPr>
+                <w:rFonts w:cs="B Nazanin" w:hint="eastAsia"/>
+                <w:b w:val="0"/>
+                <w:bCs w:val="0"/>
+                <w:sz w:val="22"/>
+                <w:szCs w:val="22"/>
+                <w:rtl/>
+              </w:rPr>
+              <w:t>ب</w:t>
+            </w:r>
+            <w:r>
+              <w:rPr>
+                <w:rFonts w:cs="B Nazanin"/>
+                <w:b w:val="0"/>
+                <w:bCs w:val="0"/>
+                <w:sz w:val="22"/>
+                <w:szCs w:val="22"/>
+                <w:rtl/>
+              </w:rPr>
+              <w:t xml:space="preserve"> تب</w:t>
+            </w:r>
+            <w:r>
+              <w:rPr>
+                <w:rFonts w:cs="B Nazanin" w:hint="cs"/>
+                <w:b w:val="0"/>
+                <w:bCs w:val="0"/>
+                <w:sz w:val="22"/>
+                <w:szCs w:val="22"/>
+                <w:rtl/>
+              </w:rPr>
+              <w:t>یی</w:t>
+            </w:r>
+            <w:r>
+              <w:rPr>
+                <w:rFonts w:cs="B Nazanin" w:hint="eastAsia"/>
+                <w:b w:val="0"/>
+                <w:bCs w:val="0"/>
+                <w:sz w:val="22"/>
+                <w:szCs w:val="22"/>
+                <w:rtl/>
+              </w:rPr>
+              <w:t>ن</w:t>
+            </w:r>
+            <w:r>
+              <w:rPr>
+                <w:rFonts w:cs="B Nazanin"/>
+                <w:b w:val="0"/>
+                <w:bCs w:val="0"/>
+                <w:sz w:val="22"/>
+                <w:szCs w:val="22"/>
+              </w:rPr>
+              <w:t xml:space="preserve"> ( </w:t>
+            </w:r>
+            <w:r>
+              <w:rPr>
+                <w:rFonts w:ascii="Cambria Math" w:hAnsi="Cambria Math" w:cs="B Nazanin"/>
+                <w:b w:val="0"/>
+                <w:bCs w:val="0"/>
+                <w:sz w:val="22"/>
+                <w:szCs w:val="22"/>
+              </w:rPr>
+              <w:t>𝑅</w:t>
+            </w:r>
+            <w:r>
+              <w:rPr>
+                <w:rFonts w:cs="B Nazanin"/>
+                <w:b w:val="0"/>
+                <w:bCs w:val="0"/>
+                <w:sz w:val="22"/>
+                <w:szCs w:val="22"/>
+              </w:rPr>
+              <w:t xml:space="preserve"> 2 R 2 )</w:t>
+            </w:r>
+          </w:p>
+        </w:tc>
+        <w:tc>
+          <w:tcPr>
+            <w:tcW w:w="3209" w:type="dxa"/>
+          </w:tcPr>
+          <w:p>
+            <w:pPr>
+              <w:pStyle w:val="NormalWeb"/>
+              <w:bidi/>
+              <w:jc w:val="both"/>
+              <w:cnfStyle w:val="000000100000" w:firstRow="0" w:lastRow="0" w:firstColumn="0" w:lastColumn="0" w:oddVBand="0" w:evenVBand="0" w:oddHBand="1" w:evenHBand="0" w:firstRowFirstColumn="0" w:firstRowLastColumn="0" w:lastRowFirstColumn="0" w:lastRowLastColumn="0"/>
+              <w:rPr>
+                <w:rFonts w:cs="B Nazanin" w:hint="cs"/>
+                <w:sz w:val="22"/>
+                <w:szCs w:val="22"/>
+                <w:rtl/>
+              </w:rPr>
+            </w:pPr>
+            <w:r>
+              <w:rPr>
+                <w:rFonts w:cs="B Nazanin"/>
+                <w:sz w:val="22"/>
+                <w:szCs w:val="22"/>
+              </w:rPr>
+              <w:t>0.9886</w:t>
+            </w:r>
+          </w:p>
+        </w:tc>
+        <w:tc>
+          <w:tcPr>
+            <w:tcW w:w="3210" w:type="dxa"/>
+          </w:tcPr>
+          <w:p>
+            <w:pPr>
+              <w:pStyle w:val="NormalWeb"/>
+              <w:bidi/>
+              <w:jc w:val="both"/>
+              <w:cnfStyle w:val="000000100000" w:firstRow="0" w:lastRow="0" w:firstColumn="0" w:lastColumn="0" w:oddVBand="0" w:evenVBand="0" w:oddHBand="1" w:evenHBand="0" w:firstRowFirstColumn="0" w:firstRowLastColumn="0" w:lastRowFirstColumn="0" w:lastRowLastColumn="0"/>
+              <w:rPr>
+                <w:rFonts w:cs="B Nazanin"/>
+                <w:sz w:val="22"/>
+                <w:szCs w:val="22"/>
+                <w:rtl/>
+              </w:rPr>
+            </w:pPr>
+            <w:r>
+              <w:rPr>
+                <w:rFonts w:cs="B Nazanin"/>
+                <w:sz w:val="22"/>
+                <w:szCs w:val="22"/>
+              </w:rPr>
+              <w:t>-</w:t>
+            </w:r>
+          </w:p>
+        </w:tc>
+      </w:tr>
+    </w:tbl>
+    <w:p>
+      <w:pPr>
+        <w:pStyle w:val="NormalWeb"/>
+        <w:bidi/>
+        <w:jc w:val="both"/>
+        <w:rPr>
+          <w:rFonts w:cs="B Nazanin"/>
+          <w:sz w:val="22"/>
+          <w:szCs w:val="22"/>
+          <w:rtl/>
+        </w:rPr>
+      </w:pPr>
+      <w:r>
+        <w:rPr>
+          <w:rFonts w:cs="B Nazanin"/>
+          <w:sz w:val="22"/>
+          <w:szCs w:val="22"/>
+          <w:rtl/>
+          <w:lang w:bidi="ar-SA"/>
+        </w:rPr>
+        <w:lastRenderedPageBreak/>
+        <w:t xml:space="preserve">شکل </w:t>
+      </w:r>
+      <w:r>
+        <w:rPr>
+          <w:rFonts w:cs="B Nazanin"/>
+          <w:sz w:val="22"/>
+          <w:szCs w:val="22"/>
+          <w:rtl/>
+        </w:rPr>
+        <w:t>۷</w:t>
+      </w:r>
+      <w:r>
+        <w:rPr>
+          <w:rFonts w:cs="B Nazanin"/>
+          <w:sz w:val="22"/>
+          <w:szCs w:val="22"/>
+          <w:rtl/>
+          <w:lang w:bidi="ar-SA"/>
+        </w:rPr>
+        <w:t>، انطباق منحنی تئوری با داده‌های میدانی را نمایش می‌دهد. همان‌طور که در پانل (ب) مشاهده می‌شود، باقیمانده‌های وارون‌سازی به صورت تصادفی حول محور صفر توزیع شده و همگی در محدوده خطای یک انحراف معیار</w:t>
+      </w:r>
+      <w:r>
+        <w:rPr>
+          <w:rFonts w:cs="B Nazanin"/>
+          <w:sz w:val="22"/>
+          <w:szCs w:val="22"/>
+        </w:rPr>
+        <w:t xml:space="preserve"> (</w:t>
+      </w:r>
+      <m:oMath>
+        <m:r>
+          <w:rPr>
+            <w:rFonts w:ascii="Cambria Math" w:hAnsi="Cambria Math" w:cs="B Nazanin"/>
+            <w:sz w:val="22"/>
+            <w:szCs w:val="22"/>
+          </w:rPr>
+          <m:t>±1σ</m:t>
+        </m:r>
+      </m:oMath>
+      <w:r>
+        <w:rPr>
+          <w:rFonts w:cs="B Nazanin"/>
+          <w:sz w:val="22"/>
+          <w:szCs w:val="22"/>
+        </w:rPr>
+        <w:t xml:space="preserve">) </w:t>
+      </w:r>
+      <w:r>
+        <w:rPr>
+          <w:rFonts w:cs="B Nazanin"/>
+          <w:sz w:val="22"/>
+          <w:szCs w:val="22"/>
+          <w:rtl/>
+          <w:lang w:bidi="ar-SA"/>
+        </w:rPr>
+        <w:t xml:space="preserve">قرار دارند که نشان‌دهنده دقت بالای مدل در توجیه بی‌هنجاری اندازه‌گیری شده است. در پانل (ج)، موقعیت هندسی حفره ترسیم شده است که سقف آن در عمق کمتر از </w:t>
+      </w:r>
+      <w:r>
+        <w:rPr>
+          <w:rFonts w:cs="B Nazanin"/>
+          <w:sz w:val="22"/>
+          <w:szCs w:val="22"/>
+          <w:rtl/>
+        </w:rPr>
+        <w:t>۱</w:t>
+      </w:r>
+      <w:r>
+        <w:rPr>
+          <w:rFonts w:cs="B Nazanin"/>
+          <w:sz w:val="22"/>
+          <w:szCs w:val="22"/>
+          <w:rtl/>
+          <w:lang w:bidi="ar-SA"/>
+        </w:rPr>
+        <w:t xml:space="preserve"> متری سطح زمین قرار دارد که نشان‌دهنده ریسک بالای فروریزش در این منطقه است</w:t>
+      </w:r>
+      <w:r>
+        <w:rPr>
+          <w:rFonts w:cs="B Nazanin"/>
+          <w:sz w:val="22"/>
+          <w:szCs w:val="22"/>
+        </w:rPr>
+        <w:t>.</w:t>
+      </w:r>
+    </w:p>
+    <w:p>
+      <w:pPr>
+        <w:pStyle w:val="NormalWeb"/>
+        <w:bidi/>
+        <w:jc w:val="center"/>
+        <w:rPr>
+          <w:rFonts w:cs="B Nazanin"/>
+          <w:sz w:val="22"/>
+          <w:szCs w:val="22"/>
+        </w:rPr>
+      </w:pPr>
+      <w:r>
+        <w:rPr>
+          <w:rFonts w:cs="B Nazanin"/>
+          <w:noProof/>
+          <w:sz w:val="22"/>
+          <w:szCs w:val="22"/>
+        </w:rPr>
+        <w:drawing>
+          <wp:inline distT="0" distB="0" distL="0" distR="0" wp14:anchorId="54B389BB" wp14:editId="06B7AFCA">
+            <wp:extent cx="4641218" cy="5753819"/>
+            <wp:effectExtent l="0" t="0" r="6985" b="0"/>
+            <wp:docPr id="1212537896" name="Picture 1"/>
+            <wp:cNvGraphicFramePr>
+              <a:graphicFrameLocks xmlns:a="http://schemas.openxmlformats.org/drawingml/2006/main" noChangeAspect="1"/>
+            </wp:cNvGraphicFramePr>
+            <a:graphic xmlns:a="http://schemas.openxmlformats.org/drawingml/2006/main">
+              <a:graphicData uri="http://schemas.openxmlformats.org/drawingml/2006/picture">
+                <pic:pic xmlns:pic="http://schemas.openxmlformats.org/drawingml/2006/picture">
+                  <pic:nvPicPr>
+                    <pic:cNvPr id="0" name="Picture 1"/>
+                    <pic:cNvPicPr>
+                      <a:picLocks noChangeAspect="1" noChangeArrowheads="1"/>
+                    </pic:cNvPicPr>
+                  </pic:nvPicPr>
+                  <pic:blipFill>
+                    <a:blip r:embed="rId15" cstate="print">
+                      <a:extLst>
+                        <a:ext uri="{28A0092B-C50C-407E-A947-70E740481C1C}">
+                          <a14:useLocalDpi xmlns:a14="http://schemas.microsoft.com/office/drawing/2010/main" val="0"/>
+                        </a:ext>
+                      </a:extLst>
+                    </a:blip>
+                    <a:srcRect/>
+                    <a:stretch>
+                      <a:fillRect/>
+                    </a:stretch>
+                  </pic:blipFill>
+                  <pic:spPr bwMode="auto">
+                    <a:xfrm>
+                      <a:off x="0" y="0"/>
+                      <a:ext cx="4645067" cy="5758591"/>
+                    </a:xfrm>
+                    <a:prstGeom prst="rect">
+                      <a:avLst/>
+                    </a:prstGeom>
+                    <a:noFill/>
+                    <a:ln>
+                      <a:noFill/>
+                    </a:ln>
+                  </pic:spPr>
+                </pic:pic>
+              </a:graphicData>
+            </a:graphic>
+          </wp:inline>
+        </w:drawing>
+      </w:r>
+    </w:p>
+    <w:p>
+      <w:pPr>
+        <w:pStyle w:val="NormalWeb"/>
+        <w:bidi/>
+        <w:jc w:val="center"/>
+        <w:rPr>
+          <w:rFonts w:cs="B Nazanin"/>
+          <w:sz w:val="22"/>
+          <w:szCs w:val="22"/>
+          <w:rtl/>
+        </w:rPr>
+      </w:pPr>
+      <w:r>
+        <w:rPr>
+          <w:rFonts w:cs="B Nazanin"/>
+          <w:sz w:val="22"/>
+          <w:szCs w:val="22"/>
+          <w:rtl/>
+          <w:lang w:bidi="ar-SA"/>
+        </w:rPr>
+        <w:t xml:space="preserve">شکل </w:t>
+      </w:r>
+      <w:r>
+        <w:rPr>
+          <w:rFonts w:cs="B Nazanin"/>
+          <w:sz w:val="22"/>
+          <w:szCs w:val="22"/>
+          <w:rtl/>
+        </w:rPr>
+        <w:t xml:space="preserve">۷: </w:t>
+      </w:r>
+      <w:r>
+        <w:rPr>
+          <w:rFonts w:cs="B Nazanin"/>
+          <w:sz w:val="22"/>
+          <w:szCs w:val="22"/>
+          <w:rtl/>
+          <w:lang w:bidi="ar-SA"/>
+        </w:rPr>
+        <w:t>نتایج وارون‌سازی</w:t>
+      </w:r>
+      <w:r>
+        <w:rPr>
+          <w:rFonts w:cs="B Nazanin"/>
+          <w:sz w:val="22"/>
+          <w:szCs w:val="22"/>
+        </w:rPr>
+        <w:t xml:space="preserve"> HHO </w:t>
+      </w:r>
+      <w:r>
+        <w:rPr>
+          <w:rFonts w:cs="B Nazanin"/>
+          <w:sz w:val="22"/>
+          <w:szCs w:val="22"/>
+          <w:rtl/>
+          <w:lang w:bidi="ar-SA"/>
+        </w:rPr>
+        <w:t>بر روی داده‌های میدانی دیزج. (الف) برازش داده‌های میدانی با مدل ترکیبی و روند ناحیه‌ای، (ب) نمودار باقیمانده‌ها و شاخص آماری</w:t>
+      </w:r>
+      <w:r>
+        <w:rPr>
+          <w:rFonts w:cs="B Nazanin"/>
+          <w:sz w:val="22"/>
+          <w:szCs w:val="22"/>
+        </w:rPr>
+        <w:t xml:space="preserve"> RMSE</w:t>
+      </w:r>
+      <w:r>
+        <w:rPr>
+          <w:rFonts w:cs="B Nazanin"/>
+          <w:sz w:val="22"/>
+          <w:szCs w:val="22"/>
+          <w:rtl/>
+          <w:lang w:bidi="ar-SA"/>
+        </w:rPr>
+        <w:t>، (ج) مدل هندسی حفره کارستی استخراج‌شده</w:t>
+      </w:r>
+      <w:r>
+        <w:rPr>
+          <w:rFonts w:cs="B Nazanin"/>
+          <w:sz w:val="22"/>
+          <w:szCs w:val="22"/>
+        </w:rPr>
+        <w:t>.</w:t>
+      </w:r>
+    </w:p>
+    <w:p>
+      <w:pPr>
+        <w:pStyle w:val="NormalWeb"/>
+        <w:bidi/>
+        <w:jc w:val="center"/>
+        <w:rPr>
+          <w:rFonts w:cs="B Nazanin" w:hint="cs"/>
+          <w:sz w:val="22"/>
+          <w:szCs w:val="22"/>
+          <w:rtl/>
+        </w:rPr>
+      </w:pPr>
+    </w:p>
+    <w:p>
+      <w:pPr>
         <w:pStyle w:val="Heading2"/>
         <w:ind w:left="0" w:firstLine="0"/>
         <w:rPr>
@@ -17372,6 +19879,7 @@
           <w:rtl/>
           <w:lang w:bidi="fa-IR"/>
         </w:rPr>
+        <w:lastRenderedPageBreak/>
         <w:t>تفس</w:t>
       </w:r>
       <w:r>
@@ -18171,7 +20679,6 @@
           <w:rtl/>
           <w:lang w:eastAsia="zh-CN" w:bidi="fa-IR"/>
         </w:rPr>
-        <w:lastRenderedPageBreak/>
         <w:t xml:space="preserve">۱. در مقایسه با </w:t>
       </w:r>
       <w:proofErr w:type="spellStart"/>
@@ -19954,6 +22461,7 @@
           <w:rtl/>
           <w:lang w:eastAsia="zh-CN" w:bidi="fa-IR"/>
         </w:rPr>
+        <w:lastRenderedPageBreak/>
         <w:t xml:space="preserve">۲-۴-۴- </w:t>
       </w:r>
       <w:proofErr w:type="spellStart"/>
@@ -20734,7 +23242,6 @@
           <w:rtl/>
           <w:lang w:bidi="fa-IR"/>
         </w:rPr>
-        <w:lastRenderedPageBreak/>
         <w:t>تقد</w:t>
       </w:r>
       <w:r>
@@ -21413,6 +23920,7 @@
           <w:rtl/>
           <w:lang w:bidi="fa-IR"/>
         </w:rPr>
+        <w:lastRenderedPageBreak/>
         <w:t xml:space="preserve">[12] </w:t>
       </w:r>
       <w:r>
@@ -21897,16 +24405,7 @@
           <w:rtl/>
           <w:lang w:bidi="fa-IR"/>
         </w:rPr>
-        <w:t xml:space="preserve"> خواننده </w:t>
-      </w:r>
-      <w:r>
-        <w:rPr>
-          <w:rFonts w:hint="cs"/>
-          <w:rtl/>
-          <w:lang w:bidi="fa-IR"/>
-        </w:rPr>
-        <w:lastRenderedPageBreak/>
-        <w:t xml:space="preserve">خواهد بود. </w:t>
+        <w:t xml:space="preserve"> خواننده خواهد بود. </w:t>
       </w:r>
     </w:p>
     <w:p>
@@ -22963,6 +25462,7 @@
           <w:rFonts w:hint="cs"/>
           <w:rtl/>
         </w:rPr>
+        <w:lastRenderedPageBreak/>
         <w:t>املا</w:t>
       </w:r>
     </w:p>
@@ -24250,7 +26750,6 @@
           <w:rtl/>
           <w:lang w:bidi="fa-IR"/>
         </w:rPr>
-        <w:lastRenderedPageBreak/>
         <w:t>شکل‌ها</w:t>
       </w:r>
     </w:p>
@@ -24867,7 +27366,7 @@
           <w:lang w:bidi="fa-IR"/>
         </w:rPr>
         <w:drawing>
-          <wp:inline distT="0" distB="0" distL="0" distR="0" wp14:anchorId="30C28341" wp14:editId="1D7825D4">
+          <wp:inline distT="0" distB="0" distL="0" distR="0" wp14:anchorId="30C28341" wp14:editId="17B0E6A4">
             <wp:extent cx="5367655" cy="1330325"/>
             <wp:effectExtent l="0" t="0" r="0" b="0"/>
             <wp:docPr id="582" name="Picture 582"/>
@@ -24884,7 +27383,7 @@
                     </pic:cNvPicPr>
                   </pic:nvPicPr>
                   <pic:blipFill>
-                    <a:blip r:embed="rId15" cstate="print">
+                    <a:blip r:embed="rId16" cstate="print">
                       <a:extLst>
                         <a:ext uri="{28A0092B-C50C-407E-A947-70E740481C1C}">
                           <a14:useLocalDpi xmlns:a14="http://schemas.microsoft.com/office/drawing/2010/main" val="0"/>
@@ -25302,6 +27801,7 @@
           <w:rtl/>
           <w:lang w:bidi="fa-IR"/>
         </w:rPr>
+        <w:lastRenderedPageBreak/>
         <w:t>روابط رياضي</w:t>
       </w:r>
     </w:p>
@@ -26047,7 +28547,6 @@
         <w:rPr>
           <w:lang w:bidi="fa-IR"/>
         </w:rPr>
-        <w:lastRenderedPageBreak/>
         <w:t>Copy | Pas</w:t>
       </w:r>
       <w:r>
@@ -27706,6 +30205,7 @@
           <w:rtl/>
           <w:lang w:bidi="fa-IR"/>
         </w:rPr>
+        <w:lastRenderedPageBreak/>
         <w:t>تقدیر و تشکر</w:t>
       </w:r>
       <w:r>
@@ -28920,11 +31420,7 @@
         <w:t>]</w:t>
       </w:r>
       <w:r>
-        <w:t xml:space="preserve">Li, C. H., Wang, B. X., and Peng, X. F., “Experimental investigation on boiling of nano-particle suspension”, Boiling Heat Transfer </w:t>
-      </w:r>
-      <w:r>
-        <w:lastRenderedPageBreak/>
-        <w:t>Conference, Jamaica, May 2003.</w:t>
+        <w:t>Li, C. H., Wang, B. X., and Peng, X. F., “Experimental investigation on boiling of nano-particle suspension”, Boiling Heat Transfer Conference, Jamaica, May 2003.</w:t>
       </w:r>
     </w:p>
     <w:p>
@@ -29089,9 +31585,9 @@
       </w:pPr>
     </w:p>
     <w:sectPr>
-      <w:headerReference w:type="default" r:id="rId16"/>
-      <w:footerReference w:type="even" r:id="rId17"/>
-      <w:footerReference w:type="default" r:id="rId18"/>
+      <w:headerReference w:type="default" r:id="rId17"/>
+      <w:footerReference w:type="even" r:id="rId18"/>
+      <w:footerReference w:type="default" r:id="rId19"/>
       <w:endnotePr>
         <w:numFmt w:val="decimal"/>
       </w:endnotePr>
